--- a/CMA_Summaries_B3_Ch02.docx
+++ b/CMA_Summaries_B3_Ch02.docx
@@ -3286,6 +3286,142 @@
       </w:tr>
     </w:tbl>
     <w:p/>
+    <w:p>
+      <w:pPr>
+        <w:spacing w:before="44" w:after="10"/>
+      </w:pPr>
+      <w:r>
+        <w:rPr>
+          <w:b/>
+          <w:bCs/>
+          <w:color w:val="353A7C"/>
+          <w:sz w:val="18"/>
+          <w:szCs w:val="18"/>
+        </w:rPr>
+        <w:t xml:space="preserve">The English this section uses, and its Arabic</w:t>
+      </w:r>
+    </w:p>
+    <w:p>
+      <w:pPr>
+        <w:spacing w:before="0" w:after="12"/>
+      </w:pPr>
+      <w:r>
+        <w:rPr>
+          <w:color w:val="6B7280"/>
+          <w:sz w:val="15"/>
+          <w:szCs w:val="15"/>
+        </w:rPr>
+        <w:t xml:space="preserve">Each term sits against what it means.</w:t>
+      </w:r>
+    </w:p>
+    <w:p>
+      <w:pPr>
+        <w:spacing w:after="40" w:before="90"/>
+        <w:jc w:val="center"/>
+      </w:pPr>
+      <w:r>
+        <w:drawing>
+          <wp:inline distT="0" distB="0" distL="0" distR="0">
+            <wp:extent cx="5734050" cy="2052175"/>
+            <wp:effectExtent t="0" r="0" b="0" l="0"/>
+            <wp:docPr id="1" name="" descr="" title=""/>
+            <wp:cNvGraphicFramePr>
+              <a:graphicFrameLocks xmlns:a="http://schemas.openxmlformats.org/drawingml/2006/main" noChangeAspect="1"/>
+            </wp:cNvGraphicFramePr>
+            <a:graphic xmlns:a="http://schemas.openxmlformats.org/drawingml/2006/main">
+              <a:graphicData uri="http://schemas.openxmlformats.org/drawingml/2006/picture">
+                <pic:pic xmlns:pic="http://schemas.openxmlformats.org/drawingml/2006/picture">
+                  <pic:nvPicPr>
+                    <pic:cNvPr id="0" name="" descr=""/>
+                    <pic:cNvPicPr>
+                      <a:picLocks noChangeAspect="1" noChangeArrowheads="1"/>
+                    </pic:cNvPicPr>
+                  </pic:nvPicPr>
+                  <pic:blipFill>
+                    <a:blip r:embed="rId103" cstate="none"/>
+                    <a:srcRect/>
+                    <a:stretch>
+                      <a:fillRect/>
+                    </a:stretch>
+                  </pic:blipFill>
+                  <pic:spPr bwMode="auto">
+                    <a:xfrm>
+                      <a:off x="0" y="0"/>
+                      <a:ext cx="5734050" cy="2052175"/>
+                    </a:xfrm>
+                    <a:prstGeom prst="rect">
+                      <a:avLst/>
+                    </a:prstGeom>
+                  </pic:spPr>
+                </pic:pic>
+              </a:graphicData>
+            </a:graphic>
+          </wp:inline>
+        </w:drawing>
+      </w:r>
+    </w:p>
+    <w:tbl>
+      <w:tblPr>
+        <w:tblW w:type="pct" w:w="100%"/>
+        <w:tblLayout w:type="fixed"/>
+        <w:tblBorders>
+          <w:top w:val="single" w:color="FBFAF6" w:sz="4"/>
+          <w:left w:val="single" w:color="FBFAF6" w:sz="4"/>
+          <w:bottom w:val="single" w:color="FBFAF6" w:sz="4"/>
+          <w:right w:val="single" w:color="FBFAF6" w:sz="4"/>
+          <w:insideH w:val="single" w:color="FBFAF6" w:sz="4"/>
+          <w:insideV w:val="single" w:color="FBFAF6" w:sz="4"/>
+        </w:tblBorders>
+      </w:tblPr>
+      <w:tblGrid>
+        <w:gridCol w:w="9600"/>
+      </w:tblGrid>
+      <w:tr>
+        <w:tc>
+          <w:tcPr>
+            <w:tcW w:type="pct" w:w="5000"/>
+            <w:shd w:fill="FBFAF6" w:val="clear"/>
+            <w:tcMar>
+              <w:top w:type="dxa" w:w="40"/>
+              <w:left w:type="dxa" w:w="100"/>
+              <w:bottom w:type="dxa" w:w="40"/>
+              <w:right w:type="dxa" w:w="100"/>
+            </w:tcMar>
+          </w:tcPr>
+          <w:p>
+            <w:pPr>
+              <w:spacing w:before="18" w:after="6"/>
+            </w:pPr>
+            <w:r>
+              <w:rPr>
+                <w:b/>
+                <w:bCs/>
+                <w:color w:val="6B7280"/>
+                <w:sz w:val="14"/>
+                <w:szCs w:val="14"/>
+              </w:rPr>
+              <w:t xml:space="preserve">word list</w:t>
+            </w:r>
+          </w:p>
+          <w:p>
+            <w:pPr>
+              <w:spacing w:before="0" w:after="18"/>
+            </w:pPr>
+            <w:r>
+              <w:rPr>
+                <w:b/>
+                <w:bCs/>
+                <w:color w:val="353A7C"/>
+                <w:sz w:val="16"/>
+                <w:szCs w:val="16"/>
+              </w:rPr>
+              <w:t xml:space="preserve">PEST analysis   ·   SWOT analysis   ·   situational analysis</w:t>
+            </w:r>
+          </w:p>
+        </w:tc>
+      </w:tr>
+    </w:tbl>
+    <w:p/>
     <w:tbl>
       <w:tblPr>
         <w:tblW w:type="pct" w:w="100%"/>
@@ -3614,14 +3750,14 @@
                 <w:sz w:val="16"/>
                 <w:szCs w:val="16"/>
               </w:rPr>
-              <w:t xml:space="preserve">4  </w:t>
-            </w:r>
-            <w:r>
-              <w:rPr>
-                <w:sz w:val="16"/>
-                <w:szCs w:val="16"/>
-              </w:rPr>
-              <w:t xml:space="preserve">company's</w:t>
+              <w:t xml:space="preserve">5  </w:t>
+            </w:r>
+            <w:r>
+              <w:rPr>
+                <w:sz w:val="16"/>
+                <w:szCs w:val="16"/>
+              </w:rPr>
+              <w:t xml:space="preserve">useful</w:t>
             </w:r>
           </w:p>
         </w:tc>
@@ -3682,14 +3818,14 @@
                 <w:sz w:val="16"/>
                 <w:szCs w:val="16"/>
               </w:rPr>
-              <w:t xml:space="preserve">5  </w:t>
-            </w:r>
-            <w:r>
-              <w:rPr>
-                <w:sz w:val="16"/>
-                <w:szCs w:val="16"/>
-              </w:rPr>
-              <w:t xml:space="preserve">useful</w:t>
+              <w:t xml:space="preserve">6  </w:t>
+            </w:r>
+            <w:r>
+              <w:rPr>
+                <w:sz w:val="16"/>
+                <w:szCs w:val="16"/>
+              </w:rPr>
+              <w:t xml:space="preserve">tahini</w:t>
             </w:r>
           </w:p>
         </w:tc>
@@ -3750,14 +3886,82 @@
                 <w:sz w:val="16"/>
                 <w:szCs w:val="16"/>
               </w:rPr>
-              <w:t xml:space="preserve">6  </w:t>
-            </w:r>
-            <w:r>
-              <w:rPr>
-                <w:sz w:val="16"/>
-                <w:szCs w:val="16"/>
-              </w:rPr>
-              <w:t xml:space="preserve">tahini</w:t>
+              <w:t xml:space="preserve">7  </w:t>
+            </w:r>
+            <w:r>
+              <w:rPr>
+                <w:sz w:val="16"/>
+                <w:szCs w:val="16"/>
+              </w:rPr>
+              <w:t xml:space="preserve">SWOT analysis</w:t>
+            </w:r>
+          </w:p>
+        </w:tc>
+      </w:tr>
+      <w:tr>
+        <w:tc>
+          <w:tcPr>
+            <w:tcW w:type="pct" w:w="2500"/>
+            <w:tcMar>
+              <w:top w:type="dxa" w:w="20"/>
+              <w:left w:type="dxa" w:w="80"/>
+              <w:bottom w:type="dxa" w:w="20"/>
+              <w:right w:type="dxa" w:w="80"/>
+            </w:tcMar>
+          </w:tcPr>
+          <w:p>
+            <w:pPr>
+              <w:spacing w:before="12" w:after="12"/>
+            </w:pPr>
+            <w:r>
+              <w:rPr>
+                <w:b/>
+                <w:bCs/>
+                <w:color w:val="8186EF"/>
+                <w:sz w:val="16"/>
+                <w:szCs w:val="16"/>
+              </w:rPr>
+              <w:t xml:space="preserve">4  </w:t>
+            </w:r>
+            <w:r>
+              <w:rPr>
+                <w:sz w:val="16"/>
+                <w:szCs w:val="16"/>
+              </w:rPr>
+              <w:t xml:space="preserve">company's</w:t>
+            </w:r>
+          </w:p>
+        </w:tc>
+        <w:tc>
+          <w:tcPr>
+            <w:tcW w:type="pct" w:w="2500"/>
+            <w:tcMar>
+              <w:top w:type="dxa" w:w="20"/>
+              <w:left w:type="dxa" w:w="80"/>
+              <w:bottom w:type="dxa" w:w="20"/>
+              <w:right w:type="dxa" w:w="80"/>
+            </w:tcMar>
+          </w:tcPr>
+          <w:p>
+            <w:pPr>
+              <w:spacing w:before="12" w:after="12"/>
+            </w:pPr>
+            <w:r>
+              <w:rPr>
+                <w:b/>
+                <w:bCs/>
+                <w:color w:val="8186EF"/>
+                <w:sz w:val="16"/>
+                <w:szCs w:val="16"/>
+              </w:rPr>
+              <w:t xml:space="preserve">8  </w:t>
+            </w:r>
+            <w:r>
+              <w:rPr>
+                <w:sz w:val="16"/>
+                <w:szCs w:val="16"/>
+              </w:rPr>
+              <w:t xml:space="preserve">situational analysis</w:t>
             </w:r>
           </w:p>
         </w:tc>
@@ -4866,6 +5070,154 @@
       </w:tr>
     </w:tbl>
     <w:p/>
+    <w:p>
+      <w:pPr>
+        <w:spacing w:before="44" w:after="10"/>
+      </w:pPr>
+      <w:r>
+        <w:rPr>
+          <w:b/>
+          <w:bCs/>
+          <w:color w:val="353A7C"/>
+          <w:sz w:val="18"/>
+          <w:szCs w:val="18"/>
+        </w:rPr>
+        <w:t xml:space="preserve">The English this section uses, and its Arabic</w:t>
+      </w:r>
+    </w:p>
+    <w:p>
+      <w:pPr>
+        <w:spacing w:before="0" w:after="12"/>
+      </w:pPr>
+      <w:r>
+        <w:rPr>
+          <w:color w:val="6B7280"/>
+          <w:sz w:val="15"/>
+          <w:szCs w:val="15"/>
+        </w:rPr>
+        <w:t xml:space="preserve">Each term sits against what it means.</w:t>
+      </w:r>
+    </w:p>
+    <w:p>
+      <w:pPr>
+        <w:spacing w:after="40" w:before="90"/>
+        <w:jc w:val="center"/>
+      </w:pPr>
+      <w:r>
+        <w:drawing>
+          <wp:inline distT="0" distB="0" distL="0" distR="0">
+            <wp:extent cx="5734050" cy="1931475"/>
+            <wp:effectExtent t="0" r="0" b="0" l="0"/>
+            <wp:docPr id="1" name="" descr="" title=""/>
+            <wp:cNvGraphicFramePr>
+              <a:graphicFrameLocks xmlns:a="http://schemas.openxmlformats.org/drawingml/2006/main" noChangeAspect="1"/>
+            </wp:cNvGraphicFramePr>
+            <a:graphic xmlns:a="http://schemas.openxmlformats.org/drawingml/2006/main">
+              <a:graphicData uri="http://schemas.openxmlformats.org/drawingml/2006/picture">
+                <pic:pic xmlns:pic="http://schemas.openxmlformats.org/drawingml/2006/picture">
+                  <pic:nvPicPr>
+                    <pic:cNvPr id="0" name="" descr=""/>
+                    <pic:cNvPicPr>
+                      <a:picLocks noChangeAspect="1" noChangeArrowheads="1"/>
+                    </pic:cNvPicPr>
+                  </pic:nvPicPr>
+                  <pic:blipFill>
+                    <a:blip r:embed="rId104" cstate="none"/>
+                    <a:srcRect/>
+                    <a:stretch>
+                      <a:fillRect/>
+                    </a:stretch>
+                  </pic:blipFill>
+                  <pic:spPr bwMode="auto">
+                    <a:xfrm>
+                      <a:off x="0" y="0"/>
+                      <a:ext cx="5734050" cy="1931475"/>
+                    </a:xfrm>
+                    <a:prstGeom prst="rect">
+                      <a:avLst/>
+                    </a:prstGeom>
+                  </pic:spPr>
+                </pic:pic>
+              </a:graphicData>
+            </a:graphic>
+          </wp:inline>
+        </w:drawing>
+      </w:r>
+    </w:p>
+    <w:tbl>
+      <w:tblPr>
+        <w:tblW w:type="pct" w:w="100%"/>
+        <w:tblLayout w:type="fixed"/>
+        <w:tblBorders>
+          <w:top w:val="single" w:color="FBFAF6" w:sz="4"/>
+          <w:left w:val="single" w:color="FBFAF6" w:sz="4"/>
+          <w:bottom w:val="single" w:color="FBFAF6" w:sz="4"/>
+          <w:right w:val="single" w:color="FBFAF6" w:sz="4"/>
+          <w:insideH w:val="single" w:color="FBFAF6" w:sz="4"/>
+          <w:insideV w:val="single" w:color="FBFAF6" w:sz="4"/>
+        </w:tblBorders>
+      </w:tblPr>
+      <w:tblGrid>
+        <w:gridCol w:w="9600"/>
+      </w:tblGrid>
+      <w:tr>
+        <w:tc>
+          <w:tcPr>
+            <w:tcW w:type="pct" w:w="5000"/>
+            <w:shd w:fill="FBFAF6" w:val="clear"/>
+            <w:tcMar>
+              <w:top w:type="dxa" w:w="40"/>
+              <w:left w:type="dxa" w:w="100"/>
+              <w:bottom w:type="dxa" w:w="40"/>
+              <w:right w:type="dxa" w:w="100"/>
+            </w:tcMar>
+          </w:tcPr>
+          <w:p>
+            <w:pPr>
+              <w:spacing w:before="18" w:after="6"/>
+            </w:pPr>
+            <w:r>
+              <w:rPr>
+                <w:b/>
+                <w:bCs/>
+                <w:color w:val="6B7280"/>
+                <w:sz w:val="14"/>
+                <w:szCs w:val="14"/>
+              </w:rPr>
+              <w:t xml:space="preserve">word list</w:t>
+            </w:r>
+          </w:p>
+          <w:p>
+            <w:pPr>
+              <w:spacing w:before="0" w:after="18"/>
+            </w:pPr>
+            <w:r>
+              <w:rPr>
+                <w:b/>
+                <w:bCs/>
+                <w:color w:val="353A7C"/>
+                <w:sz w:val="16"/>
+                <w:szCs w:val="16"/>
+              </w:rPr>
+              <w:t xml:space="preserve">استراتيجية التركيز   ·   focus strategy   ·   cost leadership</w:t>
+            </w:r>
+          </w:p>
+        </w:tc>
+      </w:tr>
+    </w:tbl>
+    <w:p/>
+    <w:p>
+      <w:pPr>
+        <w:pageBreakBefore w:val="true"/>
+        <w:spacing w:after="0"/>
+      </w:pPr>
+      <w:r>
+        <w:rPr>
+          <w:sz w:val="2"/>
+        </w:rPr>
+        <w:t xml:space="preserve"> </w:t>
+      </w:r>
+    </w:p>
     <w:tbl>
       <w:tblPr>
         <w:tblW w:type="pct" w:w="100%"/>
@@ -5244,14 +5596,14 @@
                 <w:sz w:val="16"/>
                 <w:szCs w:val="16"/>
               </w:rPr>
-              <w:t xml:space="preserve">7  </w:t>
-            </w:r>
-            <w:r>
-              <w:rPr>
-                <w:sz w:val="16"/>
-                <w:szCs w:val="16"/>
-              </w:rPr>
-              <w:t xml:space="preserve">Differentiation</w:t>
+              <w:t xml:space="preserve">8  </w:t>
+            </w:r>
+            <w:r>
+              <w:rPr>
+                <w:sz w:val="16"/>
+                <w:szCs w:val="16"/>
+              </w:rPr>
+              <w:t xml:space="preserve">niche buyers: Gulf and private label</w:t>
             </w:r>
           </w:p>
         </w:tc>
@@ -5312,14 +5664,14 @@
                 <w:sz w:val="16"/>
                 <w:szCs w:val="16"/>
               </w:rPr>
-              <w:t xml:space="preserve">8  </w:t>
-            </w:r>
-            <w:r>
-              <w:rPr>
-                <w:sz w:val="16"/>
-                <w:szCs w:val="16"/>
-              </w:rPr>
-              <w:t xml:space="preserve">niche buyers: Gulf and private label</w:t>
+              <w:t xml:space="preserve">9  </w:t>
+            </w:r>
+            <w:r>
+              <w:rPr>
+                <w:sz w:val="16"/>
+                <w:szCs w:val="16"/>
+              </w:rPr>
+              <w:t xml:space="preserve">lowest cost per case</w:t>
             </w:r>
           </w:p>
         </w:tc>
@@ -5380,14 +5732,14 @@
                 <w:sz w:val="16"/>
                 <w:szCs w:val="16"/>
               </w:rPr>
-              <w:t xml:space="preserve">9  </w:t>
-            </w:r>
-            <w:r>
-              <w:rPr>
-                <w:sz w:val="16"/>
-                <w:szCs w:val="16"/>
-              </w:rPr>
-              <w:t xml:space="preserve">lowest cost per case</w:t>
+              <w:t xml:space="preserve">10  </w:t>
+            </w:r>
+            <w:r>
+              <w:rPr>
+                <w:sz w:val="16"/>
+                <w:szCs w:val="16"/>
+              </w:rPr>
+              <w:t xml:space="preserve">decide to fix or leave</w:t>
             </w:r>
           </w:p>
         </w:tc>
@@ -5448,14 +5800,14 @@
                 <w:sz w:val="16"/>
                 <w:szCs w:val="16"/>
               </w:rPr>
-              <w:t xml:space="preserve">10  </w:t>
-            </w:r>
-            <w:r>
-              <w:rPr>
-                <w:sz w:val="16"/>
-                <w:szCs w:val="16"/>
-              </w:rPr>
-              <w:t xml:space="preserve">decide to fix or leave</w:t>
+              <w:t xml:space="preserve">11  </w:t>
+            </w:r>
+            <w:r>
+              <w:rPr>
+                <w:sz w:val="16"/>
+                <w:szCs w:val="16"/>
+              </w:rPr>
+              <w:t xml:space="preserve">cheapest</w:t>
             </w:r>
           </w:p>
         </w:tc>
@@ -5516,14 +5868,14 @@
                 <w:sz w:val="16"/>
                 <w:szCs w:val="16"/>
               </w:rPr>
-              <w:t xml:space="preserve">11  </w:t>
-            </w:r>
-            <w:r>
-              <w:rPr>
-                <w:sz w:val="16"/>
-                <w:szCs w:val="16"/>
-              </w:rPr>
-              <w:t xml:space="preserve">cheapest</w:t>
+              <w:t xml:space="preserve">12  </w:t>
+            </w:r>
+            <w:r>
+              <w:rPr>
+                <w:sz w:val="16"/>
+                <w:szCs w:val="16"/>
+              </w:rPr>
+              <w:t xml:space="preserve">without</w:t>
             </w:r>
           </w:p>
         </w:tc>
@@ -5584,14 +5936,82 @@
                 <w:sz w:val="16"/>
                 <w:szCs w:val="16"/>
               </w:rPr>
-              <w:t xml:space="preserve">12  </w:t>
-            </w:r>
-            <w:r>
-              <w:rPr>
-                <w:sz w:val="16"/>
-                <w:szCs w:val="16"/>
-              </w:rPr>
-              <w:t xml:space="preserve">without</w:t>
+              <w:t xml:space="preserve">13  </w:t>
+            </w:r>
+            <w:r>
+              <w:rPr>
+                <w:sz w:val="16"/>
+                <w:szCs w:val="16"/>
+              </w:rPr>
+              <w:t xml:space="preserve">cost leadership</w:t>
+            </w:r>
+          </w:p>
+        </w:tc>
+      </w:tr>
+      <w:tr>
+        <w:tc>
+          <w:tcPr>
+            <w:tcW w:type="pct" w:w="2500"/>
+            <w:tcMar>
+              <w:top w:type="dxa" w:w="20"/>
+              <w:left w:type="dxa" w:w="80"/>
+              <w:bottom w:type="dxa" w:w="20"/>
+              <w:right w:type="dxa" w:w="80"/>
+            </w:tcMar>
+          </w:tcPr>
+          <w:p>
+            <w:pPr>
+              <w:spacing w:before="12" w:after="12"/>
+            </w:pPr>
+            <w:r>
+              <w:rPr>
+                <w:b/>
+                <w:bCs/>
+                <w:color w:val="8186EF"/>
+                <w:sz w:val="16"/>
+                <w:szCs w:val="16"/>
+              </w:rPr>
+              <w:t xml:space="preserve">7  </w:t>
+            </w:r>
+            <w:r>
+              <w:rPr>
+                <w:sz w:val="16"/>
+                <w:szCs w:val="16"/>
+              </w:rPr>
+              <w:t xml:space="preserve">Differentiation</w:t>
+            </w:r>
+          </w:p>
+        </w:tc>
+        <w:tc>
+          <w:tcPr>
+            <w:tcW w:type="pct" w:w="2500"/>
+            <w:tcMar>
+              <w:top w:type="dxa" w:w="20"/>
+              <w:left w:type="dxa" w:w="80"/>
+              <w:bottom w:type="dxa" w:w="20"/>
+              <w:right w:type="dxa" w:w="80"/>
+            </w:tcMar>
+          </w:tcPr>
+          <w:p>
+            <w:pPr>
+              <w:spacing w:before="12" w:after="12"/>
+            </w:pPr>
+            <w:r>
+              <w:rPr>
+                <w:b/>
+                <w:bCs/>
+                <w:color w:val="8186EF"/>
+                <w:sz w:val="16"/>
+                <w:szCs w:val="16"/>
+              </w:rPr>
+              <w:t xml:space="preserve">14  </w:t>
+            </w:r>
+            <w:r>
+              <w:rPr>
+                <w:sz w:val="16"/>
+                <w:szCs w:val="16"/>
+              </w:rPr>
+              <w:t xml:space="preserve">focus strategy</w:t>
             </w:r>
           </w:p>
         </w:tc>
@@ -6253,7 +6673,7 @@
                     </pic:cNvPicPr>
                   </pic:nvPicPr>
                   <pic:blipFill>
-                    <a:blip r:embed="rId103" cstate="none"/>
+                    <a:blip r:embed="rId105" cstate="none"/>
                     <a:srcRect/>
                     <a:stretch>
                       <a:fillRect/>
@@ -7156,7 +7576,7 @@
       <w:r>
         <w:drawing>
           <wp:inline distT="0" distB="0" distL="0" distR="0">
-            <wp:extent cx="5734050" cy="2565225"/>
+            <wp:extent cx="5734050" cy="2218175"/>
             <wp:effectExtent t="0" r="0" b="0" l="0"/>
             <wp:docPr id="1" name="" descr="" title=""/>
             <wp:cNvGraphicFramePr>
@@ -7172,7 +7592,7 @@
                     </pic:cNvPicPr>
                   </pic:nvPicPr>
                   <pic:blipFill>
-                    <a:blip r:embed="rId104" cstate="none"/>
+                    <a:blip r:embed="rId106" cstate="none"/>
                     <a:srcRect/>
                     <a:stretch>
                       <a:fillRect/>
@@ -7181,7 +7601,7 @@
                   <pic:spPr bwMode="auto">
                     <a:xfrm>
                       <a:off x="0" y="0"/>
-                      <a:ext cx="5734050" cy="2565225"/>
+                      <a:ext cx="5734050" cy="2218175"/>
                     </a:xfrm>
                     <a:prstGeom prst="rect">
                       <a:avLst/>
@@ -7249,7 +7669,7 @@
                 <w:sz w:val="16"/>
                 <w:szCs w:val="16"/>
               </w:rPr>
-              <w:t xml:space="preserve">competitive analysis   ·   ريادة التكلفة   ·   cost leadership</w:t>
+              <w:t xml:space="preserve">relative market share   ·   الحصة السوقية النسبية   ·   competitive analysis</w:t>
             </w:r>
           </w:p>
         </w:tc>
@@ -7981,7 +8401,7 @@
                 <w:sz w:val="16"/>
                 <w:szCs w:val="16"/>
               </w:rPr>
-              <w:t xml:space="preserve">competitive analysis</w:t>
+              <w:t xml:space="preserve">relative market share</w:t>
             </w:r>
           </w:p>
         </w:tc>
@@ -8049,7 +8469,7 @@
                 <w:sz w:val="16"/>
                 <w:szCs w:val="16"/>
               </w:rPr>
-              <w:t xml:space="preserve">cost leadership</w:t>
+              <w:t xml:space="preserve">competitive analysis</w:t>
             </w:r>
           </w:p>
         </w:tc>
@@ -9305,7 +9725,7 @@
                     </pic:cNvPicPr>
                   </pic:nvPicPr>
                   <pic:blipFill>
-                    <a:blip r:embed="rId105" cstate="none"/>
+                    <a:blip r:embed="rId107" cstate="none"/>
                     <a:srcRect/>
                     <a:stretch>
                       <a:fillRect/>
@@ -10580,7 +11000,7 @@
                     </pic:cNvPicPr>
                   </pic:nvPicPr>
                   <pic:blipFill>
-                    <a:blip r:embed="rId106" cstate="none"/>
+                    <a:blip r:embed="rId108" cstate="none"/>
                     <a:srcRect/>
                     <a:stretch>
                       <a:fillRect/>
@@ -11354,7 +11774,7 @@
                     </pic:cNvPicPr>
                   </pic:nvPicPr>
                   <pic:blipFill>
-                    <a:blip r:embed="rId107" cstate="none"/>
+                    <a:blip r:embed="rId109" cstate="none"/>
                     <a:srcRect/>
                     <a:stretch>
                       <a:fillRect/>
@@ -12176,7 +12596,7 @@
       <w:r>
         <w:drawing>
           <wp:inline distT="0" distB="0" distL="0" distR="0">
-            <wp:extent cx="5734050" cy="3116000"/>
+            <wp:extent cx="5734050" cy="2074825"/>
             <wp:effectExtent t="0" r="0" b="0" l="0"/>
             <wp:docPr id="1" name="" descr="" title=""/>
             <wp:cNvGraphicFramePr>
@@ -12192,7 +12612,7 @@
                     </pic:cNvPicPr>
                   </pic:nvPicPr>
                   <pic:blipFill>
-                    <a:blip r:embed="rId108" cstate="none"/>
+                    <a:blip r:embed="rId110" cstate="none"/>
                     <a:srcRect/>
                     <a:stretch>
                       <a:fillRect/>
@@ -12201,7 +12621,7 @@
                   <pic:spPr bwMode="auto">
                     <a:xfrm>
                       <a:off x="0" y="0"/>
-                      <a:ext cx="5734050" cy="3116000"/>
+                      <a:ext cx="5734050" cy="2074825"/>
                     </a:xfrm>
                     <a:prstGeom prst="rect">
                       <a:avLst/>
@@ -12269,7 +12689,7 @@
                 <w:sz w:val="16"/>
                 <w:szCs w:val="16"/>
               </w:rPr>
-              <w:t xml:space="preserve">contingency planning   ·   PEST analysis   ·   BCG growth-share matrix   ·   cost leadership</w:t>
+              <w:t xml:space="preserve">BCG growth-share matrix   ·   contingency planning   ·   PEST analysis</w:t>
             </w:r>
           </w:p>
         </w:tc>
@@ -12654,14 +13074,14 @@
                 <w:sz w:val="16"/>
                 <w:szCs w:val="16"/>
               </w:rPr>
-              <w:t xml:space="preserve">14  </w:t>
-            </w:r>
-            <w:r>
-              <w:rPr>
-                <w:sz w:val="16"/>
-                <w:szCs w:val="16"/>
-              </w:rPr>
-              <w:t xml:space="preserve">Gulf tahini market growth a year</w:t>
+              <w:t xml:space="preserve">13  </w:t>
+            </w:r>
+            <w:r>
+              <w:rPr>
+                <w:sz w:val="16"/>
+                <w:szCs w:val="16"/>
+              </w:rPr>
+              <w:t xml:space="preserve">contingency</w:t>
             </w:r>
           </w:p>
         </w:tc>
@@ -12722,14 +13142,14 @@
                 <w:sz w:val="16"/>
                 <w:szCs w:val="16"/>
               </w:rPr>
-              <w:t xml:space="preserve">15  </w:t>
-            </w:r>
-            <w:r>
-              <w:rPr>
-                <w:sz w:val="16"/>
-                <w:szCs w:val="16"/>
-              </w:rPr>
-              <w:t xml:space="preserve">Largest rival's share</w:t>
+              <w:t xml:space="preserve">14  </w:t>
+            </w:r>
+            <w:r>
+              <w:rPr>
+                <w:sz w:val="16"/>
+                <w:szCs w:val="16"/>
+              </w:rPr>
+              <w:t xml:space="preserve">Gulf tahini market growth a year</w:t>
             </w:r>
           </w:p>
         </w:tc>
@@ -12790,14 +13210,14 @@
                 <w:sz w:val="16"/>
                 <w:szCs w:val="16"/>
               </w:rPr>
-              <w:t xml:space="preserve">16  </w:t>
-            </w:r>
-            <w:r>
-              <w:rPr>
-                <w:sz w:val="16"/>
-                <w:szCs w:val="16"/>
-              </w:rPr>
-              <w:t xml:space="preserve">Bargaining power of suppliers (1–5)</w:t>
+              <w:t xml:space="preserve">15  </w:t>
+            </w:r>
+            <w:r>
+              <w:rPr>
+                <w:sz w:val="16"/>
+                <w:szCs w:val="16"/>
+              </w:rPr>
+              <w:t xml:space="preserve">Largest rival's share</w:t>
             </w:r>
           </w:p>
         </w:tc>
@@ -12858,14 +13278,14 @@
                 <w:sz w:val="16"/>
                 <w:szCs w:val="16"/>
               </w:rPr>
-              <w:t xml:space="preserve">17  </w:t>
-            </w:r>
-            <w:r>
-              <w:rPr>
-                <w:sz w:val="16"/>
-                <w:szCs w:val="16"/>
-              </w:rPr>
-              <w:t xml:space="preserve">Rivalry among competitors (1–5)</w:t>
+              <w:t xml:space="preserve">16  </w:t>
+            </w:r>
+            <w:r>
+              <w:rPr>
+                <w:sz w:val="16"/>
+                <w:szCs w:val="16"/>
+              </w:rPr>
+              <w:t xml:space="preserve">Bargaining power of suppliers (1–5)</w:t>
             </w:r>
           </w:p>
         </w:tc>
@@ -12926,14 +13346,14 @@
                 <w:sz w:val="16"/>
                 <w:szCs w:val="16"/>
               </w:rPr>
-              <w:t xml:space="preserve">18  </w:t>
-            </w:r>
-            <w:r>
-              <w:rPr>
-                <w:sz w:val="16"/>
-                <w:szCs w:val="16"/>
-              </w:rPr>
-              <w:t xml:space="preserve">Operating income 2030: base</w:t>
+              <w:t xml:space="preserve">17  </w:t>
+            </w:r>
+            <w:r>
+              <w:rPr>
+                <w:sz w:val="16"/>
+                <w:szCs w:val="16"/>
+              </w:rPr>
+              <w:t xml:space="preserve">Rivalry among competitors (1–5)</w:t>
             </w:r>
           </w:p>
         </w:tc>
@@ -12994,14 +13414,14 @@
                 <w:sz w:val="16"/>
                 <w:szCs w:val="16"/>
               </w:rPr>
-              <w:t xml:space="preserve">19  </w:t>
-            </w:r>
-            <w:r>
-              <w:rPr>
-                <w:sz w:val="16"/>
-                <w:szCs w:val="16"/>
-              </w:rPr>
-              <w:t xml:space="preserve">8.0 ÷ 25.0 = 0.32; growth 14.0% → Question mark</w:t>
+              <w:t xml:space="preserve">18  </w:t>
+            </w:r>
+            <w:r>
+              <w:rPr>
+                <w:sz w:val="16"/>
+                <w:szCs w:val="16"/>
+              </w:rPr>
+              <w:t xml:space="preserve">Operating income 2030: base</w:t>
             </w:r>
           </w:p>
         </w:tc>
@@ -13062,14 +13482,14 @@
                 <w:sz w:val="16"/>
                 <w:szCs w:val="16"/>
               </w:rPr>
-              <w:t xml:space="preserve">20  </w:t>
-            </w:r>
-            <w:r>
-              <w:rPr>
-                <w:sz w:val="16"/>
-                <w:szCs w:val="16"/>
-              </w:rPr>
-              <w:t xml:space="preserve">Weakness</w:t>
+              <w:t xml:space="preserve">19  </w:t>
+            </w:r>
+            <w:r>
+              <w:rPr>
+                <w:sz w:val="16"/>
+                <w:szCs w:val="16"/>
+              </w:rPr>
+              <w:t xml:space="preserve">8.0 ÷ 25.0 = 0.32; growth 14.0% → Question mark</w:t>
             </w:r>
           </w:p>
         </w:tc>
@@ -13130,14 +13550,14 @@
                 <w:sz w:val="16"/>
                 <w:szCs w:val="16"/>
               </w:rPr>
-              <w:t xml:space="preserve">21  </w:t>
-            </w:r>
-            <w:r>
-              <w:rPr>
-                <w:sz w:val="16"/>
-                <w:szCs w:val="16"/>
-              </w:rPr>
-              <w:t xml:space="preserve">Opportunity</w:t>
+              <w:t xml:space="preserve">20  </w:t>
+            </w:r>
+            <w:r>
+              <w:rPr>
+                <w:sz w:val="16"/>
+                <w:szCs w:val="16"/>
+              </w:rPr>
+              <w:t xml:space="preserve">Weakness</w:t>
             </w:r>
           </w:p>
         </w:tc>
@@ -13198,14 +13618,14 @@
                 <w:sz w:val="16"/>
                 <w:szCs w:val="16"/>
               </w:rPr>
-              <w:t xml:space="preserve">22  </w:t>
-            </w:r>
-            <w:r>
-              <w:rPr>
-                <w:sz w:val="16"/>
-                <w:szCs w:val="16"/>
-              </w:rPr>
-              <w:t xml:space="preserve">Threat</w:t>
+              <w:t xml:space="preserve">21  </w:t>
+            </w:r>
+            <w:r>
+              <w:rPr>
+                <w:sz w:val="16"/>
+                <w:szCs w:val="16"/>
+              </w:rPr>
+              <w:t xml:space="preserve">Opportunity</w:t>
             </w:r>
           </w:p>
         </w:tc>
@@ -13266,14 +13686,14 @@
                 <w:sz w:val="16"/>
                 <w:szCs w:val="16"/>
               </w:rPr>
-              <w:t xml:space="preserve">23  </w:t>
-            </w:r>
-            <w:r>
-              <w:rPr>
-                <w:sz w:val="16"/>
-                <w:szCs w:val="16"/>
-              </w:rPr>
-              <w:t xml:space="preserve">BCG growth-share matrix</w:t>
+              <w:t xml:space="preserve">22  </w:t>
+            </w:r>
+            <w:r>
+              <w:rPr>
+                <w:sz w:val="16"/>
+                <w:szCs w:val="16"/>
+              </w:rPr>
+              <w:t xml:space="preserve">Threat</w:t>
             </w:r>
           </w:p>
         </w:tc>
@@ -13334,14 +13754,14 @@
                 <w:sz w:val="16"/>
                 <w:szCs w:val="16"/>
               </w:rPr>
-              <w:t xml:space="preserve">24  </w:t>
-            </w:r>
-            <w:r>
-              <w:rPr>
-                <w:sz w:val="16"/>
-                <w:szCs w:val="16"/>
-              </w:rPr>
-              <w:t xml:space="preserve">contingency planning</w:t>
+              <w:t xml:space="preserve">23  </w:t>
+            </w:r>
+            <w:r>
+              <w:rPr>
+                <w:sz w:val="16"/>
+                <w:szCs w:val="16"/>
+              </w:rPr>
+              <w:t xml:space="preserve">BCG growth-share matrix</w:t>
             </w:r>
           </w:p>
         </w:tc>
@@ -13402,72 +13822,14 @@
                 <w:sz w:val="16"/>
                 <w:szCs w:val="16"/>
               </w:rPr>
-              <w:t xml:space="preserve">25  </w:t>
-            </w:r>
-            <w:r>
-              <w:rPr>
-                <w:sz w:val="16"/>
-                <w:szCs w:val="16"/>
-              </w:rPr>
-              <w:t xml:space="preserve">cost leadership</w:t>
-            </w:r>
-          </w:p>
-        </w:tc>
-      </w:tr>
-      <w:tr>
-        <w:tc>
-          <w:tcPr>
-            <w:tcW w:type="pct" w:w="2500"/>
-            <w:tcMar>
-              <w:top w:type="dxa" w:w="20"/>
-              <w:left w:type="dxa" w:w="80"/>
-              <w:bottom w:type="dxa" w:w="20"/>
-              <w:right w:type="dxa" w:w="80"/>
-            </w:tcMar>
-          </w:tcPr>
-          <w:p>
-            <w:pPr>
-              <w:spacing w:before="12" w:after="12"/>
-            </w:pPr>
-            <w:r>
-              <w:rPr>
-                <w:b/>
-                <w:bCs/>
-                <w:color w:val="8186EF"/>
-                <w:sz w:val="16"/>
-                <w:szCs w:val="16"/>
-              </w:rPr>
-              <w:t xml:space="preserve">13  </w:t>
-            </w:r>
-            <w:r>
-              <w:rPr>
-                <w:sz w:val="16"/>
-                <w:szCs w:val="16"/>
-              </w:rPr>
-              <w:t xml:space="preserve">contingency</w:t>
-            </w:r>
-          </w:p>
-        </w:tc>
-        <w:tc>
-          <w:tcPr>
-            <w:tcW w:type="pct" w:w="2500"/>
-            <w:tcMar>
-              <w:top w:type="dxa" w:w="20"/>
-              <w:left w:type="dxa" w:w="80"/>
-              <w:bottom w:type="dxa" w:w="20"/>
-              <w:right w:type="dxa" w:w="80"/>
-            </w:tcMar>
-          </w:tcPr>
-          <w:p>
-            <w:pPr>
-              <w:spacing w:before="24" w:after="24"/>
-            </w:pPr>
-            <w:r>
-              <w:rPr>
-                <w:sz w:val="16"/>
-                <w:szCs w:val="16"/>
-              </w:rPr>
-              <w:t xml:space="preserve"/>
+              <w:t xml:space="preserve">24  </w:t>
+            </w:r>
+            <w:r>
+              <w:rPr>
+                <w:sz w:val="16"/>
+                <w:szCs w:val="16"/>
+              </w:rPr>
+              <w:t xml:space="preserve">contingency planning</w:t>
             </w:r>
           </w:p>
         </w:tc>
@@ -14685,7 +15047,7 @@
               <w:sz w:val="16"/>
               <w:szCs w:val="16"/>
             </w:rPr>
-            <w:t xml:space="preserve"> of 1</w:t>
+            <w:t xml:space="preserve"> of 2</w:t>
           </w:r>
         </w:p>
       </w:tc>

--- a/CMA_Summaries_B3_Ch02.docx
+++ b/CMA_Summaries_B3_Ch02.docx
@@ -6359,7 +6359,7 @@
                 <w:sz w:val="16"/>
                 <w:szCs w:val="16"/>
               </w:rPr>
-              <w:t xml:space="preserve">competitor   ·   dividing   ·   rival's   ·   growth-share</w:t>
+              <w:t xml:space="preserve">competitor   ·   dividing   ·   withdraw   ·   growth-share</w:t>
             </w:r>
           </w:p>
         </w:tc>
@@ -6614,7 +6614,7 @@
                 <w:sz w:val="16"/>
                 <w:szCs w:val="16"/>
               </w:rPr>
-              <w:t xml:space="preserve">Relative   ·   quadrant   ·   business   ·   largest</w:t>
+              <w:t xml:space="preserve">Relative   ·   quadrant   ·   rival's   ·   largest</w:t>
             </w:r>
           </w:p>
         </w:tc>
@@ -6806,6 +6806,29 @@
     <w:p/>
     <w:p>
       <w:pPr>
+        <w:spacing w:before="44" w:after="14"/>
+      </w:pPr>
+      <w:r>
+        <w:rPr>
+          <w:b/>
+          <w:bCs/>
+          <w:color w:val="353A7C"/>
+          <w:sz w:val="18"/>
+          <w:szCs w:val="18"/>
+        </w:rPr>
+        <w:t xml:space="preserve">Summary 3</w:t>
+      </w:r>
+      <w:r>
+        <w:rPr>
+          <w:color w:val="6B7280"/>
+          <w:sz w:val="16"/>
+          <w:szCs w:val="16"/>
+        </w:rPr>
+        <w:t xml:space="preserve">      gaps 9–11</w:t>
+      </w:r>
+    </w:p>
+    <w:p>
+      <w:pPr>
         <w:spacing w:before="20" w:after="20" w:line="360" w:lineRule="auto"/>
         <w:ind w:left="200"/>
       </w:pPr>
@@ -6814,7 +6837,191 @@
           <w:sz w:val="19"/>
           <w:szCs w:val="19"/>
         </w:rPr>
-        <w:t xml:space="preserve">Complete the blank cells. A competitive analysis looks closely at the main rivals.</w:t>
+        <w:t xml:space="preserve">Complete the blank cells. </w:t>
+      </w:r>
+      <w:r>
+        <w:rPr>
+          <w:sz w:val="19"/>
+          <w:szCs w:val="19"/>
+        </w:rPr>
+        <w:t xml:space="preserve">Stars need </w:t>
+      </w:r>
+      <w:r>
+        <w:rPr>
+          <w:b/>
+          <w:bCs/>
+          <w:color w:val="8186EF"/>
+          <w:sz w:val="15"/>
+          <w:szCs w:val="15"/>
+        </w:rPr>
+        <w:t xml:space="preserve"> (9) </w:t>
+      </w:r>
+      <w:r>
+        <w:rPr>
+          <w:u w:val="single"/>
+          <w:sz w:val="19"/>
+          <w:szCs w:val="19"/>
+        </w:rPr>
+        <w:t xml:space="preserve">            </w:t>
+      </w:r>
+      <w:r>
+        <w:rPr>
+          <w:sz w:val="19"/>
+          <w:szCs w:val="19"/>
+        </w:rPr>
+        <w:t xml:space="preserve"> </w:t>
+      </w:r>
+      <w:r>
+        <w:rPr>
+          <w:sz w:val="19"/>
+          <w:szCs w:val="19"/>
+        </w:rPr>
+        <w:t xml:space="preserve"> to hold their lead, cash cows fund the others, </w:t>
+      </w:r>
+      <w:r>
+        <w:rPr>
+          <w:b/>
+          <w:bCs/>
+          <w:color w:val="8186EF"/>
+          <w:sz w:val="15"/>
+          <w:szCs w:val="15"/>
+        </w:rPr>
+        <w:t xml:space="preserve"> (10) </w:t>
+      </w:r>
+      <w:r>
+        <w:rPr>
+          <w:u w:val="single"/>
+          <w:sz w:val="19"/>
+          <w:szCs w:val="19"/>
+        </w:rPr>
+        <w:t xml:space="preserve">           </w:t>
+      </w:r>
+      <w:r>
+        <w:rPr>
+          <w:sz w:val="19"/>
+          <w:szCs w:val="19"/>
+        </w:rPr>
+        <w:t xml:space="preserve"> </w:t>
+      </w:r>
+      <w:r>
+        <w:rPr>
+          <w:sz w:val="19"/>
+          <w:szCs w:val="19"/>
+        </w:rPr>
+        <w:t xml:space="preserve"> marks need a decision to invest or withdraw, and dogs are fixed or sold. </w:t>
+      </w:r>
+      <w:r>
+        <w:rPr>
+          <w:sz w:val="19"/>
+          <w:szCs w:val="19"/>
+        </w:rPr>
+        <w:t xml:space="preserve">A </w:t>
+      </w:r>
+      <w:r>
+        <w:rPr>
+          <w:b/>
+          <w:bCs/>
+          <w:color w:val="8186EF"/>
+          <w:sz w:val="15"/>
+          <w:szCs w:val="15"/>
+        </w:rPr>
+        <w:t xml:space="preserve"> (11) </w:t>
+      </w:r>
+      <w:r>
+        <w:rPr>
+          <w:u w:val="single"/>
+          <w:sz w:val="19"/>
+          <w:szCs w:val="19"/>
+        </w:rPr>
+        <w:t xml:space="preserve">             </w:t>
+      </w:r>
+      <w:r>
+        <w:rPr>
+          <w:sz w:val="19"/>
+          <w:szCs w:val="19"/>
+        </w:rPr>
+        <w:t xml:space="preserve"> </w:t>
+      </w:r>
+      <w:r>
+        <w:rPr>
+          <w:sz w:val="19"/>
+          <w:szCs w:val="19"/>
+        </w:rPr>
+        <w:t xml:space="preserve"> analysis looks closely at the main rivals. </w:t>
+      </w:r>
+    </w:p>
+    <w:tbl>
+      <w:tblPr>
+        <w:tblW w:type="pct" w:w="100%"/>
+        <w:tblLayout w:type="fixed"/>
+        <w:tblBorders>
+          <w:top w:val="single" w:color="FBFAF6" w:sz="4"/>
+          <w:left w:val="single" w:color="FBFAF6" w:sz="4"/>
+          <w:bottom w:val="single" w:color="FBFAF6" w:sz="4"/>
+          <w:right w:val="single" w:color="FBFAF6" w:sz="4"/>
+          <w:insideH w:val="single" w:color="FBFAF6" w:sz="4"/>
+          <w:insideV w:val="single" w:color="FBFAF6" w:sz="4"/>
+        </w:tblBorders>
+      </w:tblPr>
+      <w:tblGrid>
+        <w:gridCol w:w="9600"/>
+      </w:tblGrid>
+      <w:tr>
+        <w:tc>
+          <w:tcPr>
+            <w:tcW w:type="pct" w:w="5000"/>
+            <w:shd w:fill="FBFAF6" w:val="clear"/>
+            <w:tcMar>
+              <w:top w:type="dxa" w:w="40"/>
+              <w:left w:type="dxa" w:w="100"/>
+              <w:bottom w:type="dxa" w:w="40"/>
+              <w:right w:type="dxa" w:w="100"/>
+            </w:tcMar>
+          </w:tcPr>
+          <w:p>
+            <w:pPr>
+              <w:spacing w:before="18" w:after="6"/>
+            </w:pPr>
+            <w:r>
+              <w:rPr>
+                <w:b/>
+                <w:bCs/>
+                <w:color w:val="6B7280"/>
+                <w:sz w:val="14"/>
+                <w:szCs w:val="14"/>
+              </w:rPr>
+              <w:t xml:space="preserve">word list</w:t>
+            </w:r>
+          </w:p>
+          <w:p>
+            <w:pPr>
+              <w:spacing w:before="0" w:after="18"/>
+            </w:pPr>
+            <w:r>
+              <w:rPr>
+                <w:b/>
+                <w:bCs/>
+                <w:color w:val="353A7C"/>
+                <w:sz w:val="16"/>
+                <w:szCs w:val="16"/>
+              </w:rPr>
+              <w:t xml:space="preserve">question   ·   investment   ·   competitive   ·   Complete</w:t>
+            </w:r>
+          </w:p>
+        </w:tc>
+      </w:tr>
+    </w:tbl>
+    <w:p/>
+    <w:p>
+      <w:pPr>
+        <w:pageBreakBefore w:val="true"/>
+        <w:spacing w:after="0"/>
+      </w:pPr>
+      <w:r>
+        <w:rPr>
+          <w:sz w:val="2"/>
+        </w:rPr>
+        <w:t xml:space="preserve"> </w:t>
       </w:r>
     </w:p>
     <w:tbl>
@@ -7091,7 +7298,7 @@
                 <w:sz w:val="14"/>
                 <w:szCs w:val="14"/>
               </w:rPr>
-              <w:t xml:space="preserve">(9)</w:t>
+              <w:t xml:space="preserve">(12)</w:t>
             </w:r>
           </w:p>
         </w:tc>
@@ -7143,7 +7350,7 @@
                 <w:sz w:val="14"/>
                 <w:szCs w:val="14"/>
               </w:rPr>
-              <w:t xml:space="preserve">(10)</w:t>
+              <w:t xml:space="preserve">(13)</w:t>
             </w:r>
           </w:p>
         </w:tc>
@@ -7243,7 +7450,7 @@
                 <w:sz w:val="14"/>
                 <w:szCs w:val="14"/>
               </w:rPr>
-              <w:t xml:space="preserve">(11)</w:t>
+              <w:t xml:space="preserve">(14)</w:t>
             </w:r>
           </w:p>
         </w:tc>
@@ -7312,18 +7519,6 @@
       </w:tr>
     </w:tbl>
     <w:p/>
-    <w:p>
-      <w:pPr>
-        <w:pageBreakBefore w:val="true"/>
-        <w:spacing w:after="0"/>
-      </w:pPr>
-      <w:r>
-        <w:rPr>
-          <w:sz w:val="2"/>
-        </w:rPr>
-        <w:t xml:space="preserve"> </w:t>
-      </w:r>
-    </w:p>
     <w:tbl>
       <w:tblPr>
         <w:tblW w:type="pct" w:w="100%"/>
@@ -7383,7 +7578,7 @@
           <w:sz w:val="18"/>
           <w:szCs w:val="18"/>
         </w:rPr>
-        <w:t xml:space="preserve">Summary 3</w:t>
+        <w:t xml:space="preserve">Summary 4</w:t>
       </w:r>
       <w:r>
         <w:rPr>
@@ -7391,7 +7586,7 @@
           <w:sz w:val="16"/>
           <w:szCs w:val="16"/>
         </w:rPr>
-        <w:t xml:space="preserve">      gaps 12–13</w:t>
+        <w:t xml:space="preserve">      gaps 15–16</w:t>
       </w:r>
     </w:p>
     <w:p>
@@ -7414,7 +7609,7 @@
           <w:sz w:val="15"/>
           <w:szCs w:val="15"/>
         </w:rPr>
-        <w:t xml:space="preserve"> (12) </w:t>
+        <w:t xml:space="preserve"> (15) </w:t>
       </w:r>
       <w:r>
         <w:rPr>
@@ -7453,7 +7648,7 @@
           <w:sz w:val="15"/>
           <w:szCs w:val="15"/>
         </w:rPr>
-        <w:t xml:space="preserve"> (13) </w:t>
+        <w:t xml:space="preserve"> (16) </w:t>
       </w:r>
       <w:r>
         <w:rPr>
@@ -7533,7 +7728,7 @@
                 <w:sz w:val="16"/>
                 <w:szCs w:val="16"/>
               </w:rPr>
-              <w:t xml:space="preserve">dividing   ·   largest   ·   relative</w:t>
+              <w:t xml:space="preserve">growth-share   ·   largest   ·   relative</w:t>
             </w:r>
           </w:p>
         </w:tc>
@@ -8054,14 +8249,14 @@
                 <w:sz w:val="16"/>
                 <w:szCs w:val="16"/>
               </w:rPr>
-              <w:t xml:space="preserve">9  </w:t>
-            </w:r>
-            <w:r>
-              <w:rPr>
-                <w:sz w:val="16"/>
-                <w:szCs w:val="16"/>
-              </w:rPr>
-              <w:t xml:space="preserve">Brand and wide range</w:t>
+              <w:t xml:space="preserve">10  </w:t>
+            </w:r>
+            <w:r>
+              <w:rPr>
+                <w:sz w:val="16"/>
+                <w:szCs w:val="16"/>
+              </w:rPr>
+              <w:t xml:space="preserve">question</w:t>
             </w:r>
           </w:p>
         </w:tc>
@@ -8122,14 +8317,14 @@
                 <w:sz w:val="16"/>
                 <w:szCs w:val="16"/>
               </w:rPr>
-              <w:t xml:space="preserve">10  </w:t>
-            </w:r>
-            <w:r>
-              <w:rPr>
-                <w:sz w:val="16"/>
-                <w:szCs w:val="16"/>
-              </w:rPr>
-              <w:t xml:space="preserve">Low cost per case; Levant's distribution</w:t>
+              <w:t xml:space="preserve">11  </w:t>
+            </w:r>
+            <w:r>
+              <w:rPr>
+                <w:sz w:val="16"/>
+                <w:szCs w:val="16"/>
+              </w:rPr>
+              <w:t xml:space="preserve">competitive</w:t>
             </w:r>
           </w:p>
         </w:tc>
@@ -8190,14 +8385,14 @@
                 <w:sz w:val="16"/>
                 <w:szCs w:val="16"/>
               </w:rPr>
-              <w:t xml:space="preserve">11  </w:t>
-            </w:r>
-            <w:r>
-              <w:rPr>
-                <w:sz w:val="16"/>
-                <w:szCs w:val="16"/>
-              </w:rPr>
-              <w:t xml:space="preserve">Higher costs</w:t>
+              <w:t xml:space="preserve">12  </w:t>
+            </w:r>
+            <w:r>
+              <w:rPr>
+                <w:sz w:val="16"/>
+                <w:szCs w:val="16"/>
+              </w:rPr>
+              <w:t xml:space="preserve">Brand and wide range</w:t>
             </w:r>
           </w:p>
         </w:tc>
@@ -8258,14 +8453,14 @@
                 <w:sz w:val="16"/>
                 <w:szCs w:val="16"/>
               </w:rPr>
-              <w:t xml:space="preserve">12  </w:t>
-            </w:r>
-            <w:r>
-              <w:rPr>
-                <w:sz w:val="16"/>
-                <w:szCs w:val="16"/>
-              </w:rPr>
-              <w:t xml:space="preserve">relative</w:t>
+              <w:t xml:space="preserve">13  </w:t>
+            </w:r>
+            <w:r>
+              <w:rPr>
+                <w:sz w:val="16"/>
+                <w:szCs w:val="16"/>
+              </w:rPr>
+              <w:t xml:space="preserve">Low cost per case; Levant's distribution</w:t>
             </w:r>
           </w:p>
         </w:tc>
@@ -8326,14 +8521,14 @@
                 <w:sz w:val="16"/>
                 <w:szCs w:val="16"/>
               </w:rPr>
-              <w:t xml:space="preserve">13  </w:t>
-            </w:r>
-            <w:r>
-              <w:rPr>
-                <w:sz w:val="16"/>
-                <w:szCs w:val="16"/>
-              </w:rPr>
-              <w:t xml:space="preserve">largest</w:t>
+              <w:t xml:space="preserve">14  </w:t>
+            </w:r>
+            <w:r>
+              <w:rPr>
+                <w:sz w:val="16"/>
+                <w:szCs w:val="16"/>
+              </w:rPr>
+              <w:t xml:space="preserve">Higher costs</w:t>
             </w:r>
           </w:p>
         </w:tc>
@@ -8394,14 +8589,14 @@
                 <w:sz w:val="16"/>
                 <w:szCs w:val="16"/>
               </w:rPr>
-              <w:t xml:space="preserve">14  </w:t>
-            </w:r>
-            <w:r>
-              <w:rPr>
-                <w:sz w:val="16"/>
-                <w:szCs w:val="16"/>
-              </w:rPr>
-              <w:t xml:space="preserve">relative market share</w:t>
+              <w:t xml:space="preserve">15  </w:t>
+            </w:r>
+            <w:r>
+              <w:rPr>
+                <w:sz w:val="16"/>
+                <w:szCs w:val="16"/>
+              </w:rPr>
+              <w:t xml:space="preserve">relative</w:t>
             </w:r>
           </w:p>
         </w:tc>
@@ -8462,14 +8657,14 @@
                 <w:sz w:val="16"/>
                 <w:szCs w:val="16"/>
               </w:rPr>
-              <w:t xml:space="preserve">15  </w:t>
-            </w:r>
-            <w:r>
-              <w:rPr>
-                <w:sz w:val="16"/>
-                <w:szCs w:val="16"/>
-              </w:rPr>
-              <w:t xml:space="preserve">competitive analysis</w:t>
+              <w:t xml:space="preserve">16  </w:t>
+            </w:r>
+            <w:r>
+              <w:rPr>
+                <w:sz w:val="16"/>
+                <w:szCs w:val="16"/>
+              </w:rPr>
+              <w:t xml:space="preserve">largest</w:t>
             </w:r>
           </w:p>
         </w:tc>
@@ -8520,14 +8715,92 @@
           </w:tcPr>
           <w:p>
             <w:pPr>
-              <w:spacing w:before="24" w:after="24"/>
-            </w:pPr>
-            <w:r>
-              <w:rPr>
-                <w:sz w:val="16"/>
-                <w:szCs w:val="16"/>
-              </w:rPr>
-              <w:t xml:space="preserve"/>
+              <w:spacing w:before="12" w:after="12"/>
+            </w:pPr>
+            <w:r>
+              <w:rPr>
+                <w:b/>
+                <w:bCs/>
+                <w:color w:val="8186EF"/>
+                <w:sz w:val="16"/>
+                <w:szCs w:val="16"/>
+              </w:rPr>
+              <w:t xml:space="preserve">17  </w:t>
+            </w:r>
+            <w:r>
+              <w:rPr>
+                <w:sz w:val="16"/>
+                <w:szCs w:val="16"/>
+              </w:rPr>
+              <w:t xml:space="preserve">relative market share</w:t>
+            </w:r>
+          </w:p>
+        </w:tc>
+      </w:tr>
+      <w:tr>
+        <w:tc>
+          <w:tcPr>
+            <w:tcW w:type="pct" w:w="2500"/>
+            <w:tcMar>
+              <w:top w:type="dxa" w:w="20"/>
+              <w:left w:type="dxa" w:w="80"/>
+              <w:bottom w:type="dxa" w:w="20"/>
+              <w:right w:type="dxa" w:w="80"/>
+            </w:tcMar>
+          </w:tcPr>
+          <w:p>
+            <w:pPr>
+              <w:spacing w:before="12" w:after="12"/>
+            </w:pPr>
+            <w:r>
+              <w:rPr>
+                <w:b/>
+                <w:bCs/>
+                <w:color w:val="8186EF"/>
+                <w:sz w:val="16"/>
+                <w:szCs w:val="16"/>
+              </w:rPr>
+              <w:t xml:space="preserve">9  </w:t>
+            </w:r>
+            <w:r>
+              <w:rPr>
+                <w:sz w:val="16"/>
+                <w:szCs w:val="16"/>
+              </w:rPr>
+              <w:t xml:space="preserve">investment</w:t>
+            </w:r>
+          </w:p>
+        </w:tc>
+        <w:tc>
+          <w:tcPr>
+            <w:tcW w:type="pct" w:w="2500"/>
+            <w:tcMar>
+              <w:top w:type="dxa" w:w="20"/>
+              <w:left w:type="dxa" w:w="80"/>
+              <w:bottom w:type="dxa" w:w="20"/>
+              <w:right w:type="dxa" w:w="80"/>
+            </w:tcMar>
+          </w:tcPr>
+          <w:p>
+            <w:pPr>
+              <w:spacing w:before="12" w:after="12"/>
+            </w:pPr>
+            <w:r>
+              <w:rPr>
+                <w:b/>
+                <w:bCs/>
+                <w:color w:val="8186EF"/>
+                <w:sz w:val="16"/>
+                <w:szCs w:val="16"/>
+              </w:rPr>
+              <w:t xml:space="preserve">18  </w:t>
+            </w:r>
+            <w:r>
+              <w:rPr>
+                <w:sz w:val="16"/>
+                <w:szCs w:val="16"/>
+              </w:rPr>
+              <w:t xml:space="preserve">competitive analysis</w:t>
             </w:r>
           </w:p>
         </w:tc>
@@ -8611,6 +8884,30 @@
           <w:szCs w:val="15"/>
         </w:rPr>
         <w:t xml:space="preserve">Summary 3   </w:t>
+      </w:r>
+      <w:r>
+        <w:rPr>
+          <w:color w:val="6B7280"/>
+          <w:sz w:val="15"/>
+          <w:szCs w:val="15"/>
+        </w:rPr>
+        <w:t xml:space="preserve">Complete the blank cells. Stars need investment to hold their lead, cash cows fund the others, question marks need a decision to invest or withdraw, and dogs are fixed or sold. A competitive analysis looks closely at the main rivals.</w:t>
+      </w:r>
+    </w:p>
+    <w:p>
+      <w:pPr>
+        <w:spacing w:before="20" w:after="20"/>
+        <w:ind w:left="240" w:hanging="240"/>
+      </w:pPr>
+      <w:r>
+        <w:rPr>
+          <w:b/>
+          <w:bCs/>
+          <w:color w:val="353A7C"/>
+          <w:sz w:val="15"/>
+          <w:szCs w:val="15"/>
+        </w:rPr>
+        <w:t xml:space="preserve">Summary 4   </w:t>
       </w:r>
       <w:r>
         <w:rPr>
@@ -9608,7 +9905,7 @@
           <w:sz w:val="19"/>
           <w:szCs w:val="19"/>
         </w:rPr>
-        <w:t xml:space="preserve"> show what could happen; the contingency plan says what the company will do, and when. </w:t>
+        <w:t xml:space="preserve"> show what could happen; the contingency plan says what the company will do. </w:t>
       </w:r>
     </w:p>
     <w:tbl>
@@ -10621,7 +10918,7 @@
           <w:sz w:val="15"/>
           <w:szCs w:val="15"/>
         </w:rPr>
-        <w:t xml:space="preserve">Contingency planning prepares a response in advance and names the trigger that starts it. If the export forecast falls below $1,200,000, as it would in the tariff scenario, Orontes will shift sales to Gulf buyers and delay its EU warehouse. The two tools work together: scenarios show what could happen; the contingency plan says what the company will do, and when.</w:t>
+        <w:t xml:space="preserve">Contingency planning prepares a response in advance and names the trigger that starts it. If the export forecast falls below $1,200,000, as it would in the tariff scenario, Orontes will shift sales to Gulf buyers and delay its EU warehouse. The two tools work together: scenarios show what could happen; the contingency plan says what the company will do.</w:t>
       </w:r>
     </w:p>
     <w:p>

--- a/CMA_Summaries_B3_Ch02.docx
+++ b/CMA_Summaries_B3_Ch02.docx
@@ -758,7 +758,7 @@
           <w:sz w:val="19"/>
           <w:szCs w:val="19"/>
         </w:rPr>
-        <w:t xml:space="preserve">An answer that calls a market with powerful buyers and many </w:t>
+        <w:t xml:space="preserve">An answer that calls a market with powerful buyers and many substitutes '</w:t>
       </w:r>
       <w:r>
         <w:rPr>
@@ -776,7 +776,7 @@
           <w:sz w:val="19"/>
           <w:szCs w:val="19"/>
         </w:rPr>
-        <w:t xml:space="preserve">             </w:t>
+        <w:t xml:space="preserve">            </w:t>
       </w:r>
       <w:r>
         <w:rPr>
@@ -790,7 +790,7 @@
           <w:sz w:val="19"/>
           <w:szCs w:val="19"/>
         </w:rPr>
-        <w:t xml:space="preserve"> 'attractive' has read the forces backwards. </w:t>
+        <w:t xml:space="preserve">' has read the forces backwards. </w:t>
       </w:r>
     </w:p>
     <w:tbl>
@@ -848,7 +848,7 @@
                 <w:sz w:val="16"/>
                 <w:szCs w:val="16"/>
               </w:rPr>
-              <w:t xml:space="preserve">substitutes   ·   strong   ·   reviews</w:t>
+              <w:t xml:space="preserve">attractive   ·   strong   ·   reviews</w:t>
             </w:r>
           </w:p>
         </w:tc>
@@ -1610,7 +1610,7 @@
                 <w:sz w:val="16"/>
                 <w:szCs w:val="16"/>
               </w:rPr>
-              <w:t xml:space="preserve">substitutes</w:t>
+              <w:t xml:space="preserve">attractive</w:t>
             </w:r>
           </w:p>
         </w:tc>
@@ -1969,7 +1969,7 @@
       <w:r>
         <w:drawing>
           <wp:inline distT="0" distB="0" distL="0" distR="0">
-            <wp:extent cx="5734050" cy="1614600"/>
+            <wp:extent cx="5734050" cy="2867025"/>
             <wp:effectExtent t="0" r="0" b="0" l="0"/>
             <wp:docPr id="1" name="" descr="" title=""/>
             <wp:cNvGraphicFramePr>
@@ -1994,7 +1994,7 @@
                   <pic:spPr bwMode="auto">
                     <a:xfrm>
                       <a:off x="0" y="0"/>
-                      <a:ext cx="5734050" cy="1614600"/>
+                      <a:ext cx="5734050" cy="2867025"/>
                     </a:xfrm>
                     <a:prstGeom prst="rect">
                       <a:avLst/>
@@ -3322,7 +3322,7 @@
       <w:r>
         <w:drawing>
           <wp:inline distT="0" distB="0" distL="0" distR="0">
-            <wp:extent cx="5734050" cy="2052175"/>
+            <wp:extent cx="5734050" cy="1931475"/>
             <wp:effectExtent t="0" r="0" b="0" l="0"/>
             <wp:docPr id="1" name="" descr="" title=""/>
             <wp:cNvGraphicFramePr>
@@ -3347,7 +3347,7 @@
                   <pic:spPr bwMode="auto">
                     <a:xfrm>
                       <a:off x="0" y="0"/>
-                      <a:ext cx="5734050" cy="2052175"/>
+                      <a:ext cx="5734050" cy="1931475"/>
                     </a:xfrm>
                     <a:prstGeom prst="rect">
                       <a:avLst/>
@@ -4163,7 +4163,14 @@
           <w:sz w:val="19"/>
           <w:szCs w:val="19"/>
         </w:rPr>
-        <w:t xml:space="preserve">Cost </w:t>
+        <w:t xml:space="preserve">Cost leadership sells at or near the market price with the lowest costs. </w:t>
+      </w:r>
+      <w:r>
+        <w:rPr>
+          <w:sz w:val="19"/>
+          <w:szCs w:val="19"/>
+        </w:rPr>
+        <w:t xml:space="preserve">Differentiation offers </w:t>
       </w:r>
       <w:r>
         <w:rPr>
@@ -4181,7 +4188,7 @@
           <w:sz w:val="19"/>
           <w:szCs w:val="19"/>
         </w:rPr>
-        <w:t xml:space="preserve">            </w:t>
+        <w:t xml:space="preserve">           </w:t>
       </w:r>
       <w:r>
         <w:rPr>
@@ -4195,7 +4202,14 @@
           <w:sz w:val="19"/>
           <w:szCs w:val="19"/>
         </w:rPr>
-        <w:t xml:space="preserve"> sells at or near the market price with the </w:t>
+        <w:t xml:space="preserve"> customers value and will pay more for. </w:t>
+      </w:r>
+      <w:r>
+        <w:rPr>
+          <w:sz w:val="19"/>
+          <w:szCs w:val="19"/>
+        </w:rPr>
+        <w:t xml:space="preserve">A focus strategy serves a narrow </w:t>
       </w:r>
       <w:r>
         <w:rPr>
@@ -4227,14 +4241,7 @@
           <w:sz w:val="19"/>
           <w:szCs w:val="19"/>
         </w:rPr>
-        <w:t xml:space="preserve"> costs. </w:t>
-      </w:r>
-      <w:r>
-        <w:rPr>
-          <w:sz w:val="19"/>
-          <w:szCs w:val="19"/>
-        </w:rPr>
-        <w:t xml:space="preserve"/>
+        <w:t xml:space="preserve">, either at low cost or with a </w:t>
       </w:r>
       <w:r>
         <w:rPr>
@@ -4252,7 +4259,7 @@
           <w:sz w:val="19"/>
           <w:szCs w:val="19"/>
         </w:rPr>
-        <w:t xml:space="preserve">                 </w:t>
+        <w:t xml:space="preserve">            </w:t>
       </w:r>
       <w:r>
         <w:rPr>
@@ -4266,7 +4273,14 @@
           <w:sz w:val="19"/>
           <w:szCs w:val="19"/>
         </w:rPr>
-        <w:t xml:space="preserve"> offers something </w:t>
+        <w:t xml:space="preserve">. </w:t>
+      </w:r>
+      <w:r>
+        <w:rPr>
+          <w:sz w:val="19"/>
+          <w:szCs w:val="19"/>
+        </w:rPr>
+        <w:t xml:space="preserve">Beverages competes on cost in the mass juice market; Oils </w:t>
       </w:r>
       <w:r>
         <w:rPr>
@@ -4284,7 +4298,7 @@
           <w:sz w:val="19"/>
           <w:szCs w:val="19"/>
         </w:rPr>
-        <w:t xml:space="preserve">           </w:t>
+        <w:t xml:space="preserve">                </w:t>
       </w:r>
       <w:r>
         <w:rPr>
@@ -4298,14 +4312,7 @@
           <w:sz w:val="19"/>
           <w:szCs w:val="19"/>
         </w:rPr>
-        <w:t xml:space="preserve"> value and will pay more for. </w:t>
-      </w:r>
-      <w:r>
-        <w:rPr>
-          <w:sz w:val="19"/>
-          <w:szCs w:val="19"/>
-        </w:rPr>
-        <w:t xml:space="preserve">A focus strategy serves a narrow segment, either at low cost or with a </w:t>
+        <w:t xml:space="preserve"> with traced, </w:t>
       </w:r>
       <w:r>
         <w:rPr>
@@ -4323,7 +4330,7 @@
           <w:sz w:val="19"/>
           <w:szCs w:val="19"/>
         </w:rPr>
-        <w:t xml:space="preserve">            </w:t>
+        <w:t xml:space="preserve">              </w:t>
       </w:r>
       <w:r>
         <w:rPr>
@@ -4337,14 +4344,7 @@
           <w:sz w:val="19"/>
           <w:szCs w:val="19"/>
         </w:rPr>
-        <w:t xml:space="preserve">. </w:t>
-      </w:r>
-      <w:r>
-        <w:rPr>
-          <w:sz w:val="19"/>
-          <w:szCs w:val="19"/>
-        </w:rPr>
-        <w:t xml:space="preserve">Beverages competes on cost in the mass juice market; Oils differentiates with traced, cold-pressed oil; Tahini &amp; Spreads focuses on premium Gulf buyers and private label for Barada. </w:t>
+        <w:t xml:space="preserve"> oil; Tahini &amp; Spreads focuses on premium Gulf buyers and private label for Barada. </w:t>
       </w:r>
     </w:p>
     <w:tbl>
@@ -4402,7 +4402,7 @@
                 <w:sz w:val="16"/>
                 <w:szCs w:val="16"/>
               </w:rPr>
-              <w:t xml:space="preserve">lowest   ·   described   ·   customers   ·   Beverages   ·   Differentiation   ·   leadership   ·   difference</w:t>
+              <w:t xml:space="preserve">segment   ·   described   ·   differentiates   ·   customers   ·   difference   ·   something   ·   cold-pressed</w:t>
             </w:r>
           </w:p>
         </w:tc>
@@ -4423,9 +4423,9 @@
         </w:tblBorders>
       </w:tblPr>
       <w:tblGrid>
-        <w:gridCol w:w="3290"/>
-        <w:gridCol w:w="2387"/>
-        <w:gridCol w:w="3924"/>
+        <w:gridCol w:w="3100"/>
+        <w:gridCol w:w="2410"/>
+        <w:gridCol w:w="4091"/>
       </w:tblGrid>
       <w:tr>
         <w:tc>
@@ -4460,7 +4460,7 @@
       <w:tr>
         <w:tc>
           <w:tcPr>
-            <w:tcW w:type="pct" w:w="1713"/>
+            <w:tcW w:type="pct" w:w="1614"/>
             <w:shd w:fill="353A7C" w:val="clear"/>
             <w:tcMar>
               <w:top w:type="dxa" w:w="50"/>
@@ -4487,7 +4487,7 @@
         </w:tc>
         <w:tc>
           <w:tcPr>
-            <w:tcW w:type="pct" w:w="1243"/>
+            <w:tcW w:type="pct" w:w="1255"/>
             <w:shd w:fill="353A7C" w:val="clear"/>
             <w:tcMar>
               <w:top w:type="dxa" w:w="50"/>
@@ -4514,7 +4514,7 @@
         </w:tc>
         <w:tc>
           <w:tcPr>
-            <w:tcW w:type="pct" w:w="2044"/>
+            <w:tcW w:type="pct" w:w="2131"/>
             <w:shd w:fill="353A7C" w:val="clear"/>
             <w:tcMar>
               <w:top w:type="dxa" w:w="50"/>
@@ -4543,7 +4543,7 @@
       <w:tr>
         <w:tc>
           <w:tcPr>
-            <w:tcW w:type="pct" w:w="1713"/>
+            <w:tcW w:type="pct" w:w="1614"/>
             <w:tcMar>
               <w:top w:type="dxa" w:w="50"/>
               <w:left w:type="dxa" w:w="110"/>
@@ -4566,8 +4566,7 @@
         </w:tc>
         <w:tc>
           <w:tcPr>
-            <w:tcW w:type="pct" w:w="1243"/>
-            <w:shd w:fill="FFFFFF" w:val="clear"/>
+            <w:tcW w:type="pct" w:w="1255"/>
             <w:tcMar>
               <w:top w:type="dxa" w:w="50"/>
               <w:left w:type="dxa" w:w="110"/>
@@ -4577,23 +4576,20 @@
           </w:tcPr>
           <w:p>
             <w:pPr>
-              <w:spacing w:before="46" w:after="46"/>
-            </w:pPr>
-            <w:r>
-              <w:rPr>
-                <w:b/>
-                <w:bCs/>
-                <w:color w:val="8186EF"/>
-                <w:sz w:val="14"/>
-                <w:szCs w:val="14"/>
-              </w:rPr>
-              <w:t xml:space="preserve">(7)</w:t>
-            </w:r>
-          </w:p>
-        </w:tc>
-        <w:tc>
-          <w:tcPr>
-            <w:tcW w:type="pct" w:w="2044"/>
+              <w:spacing w:before="28" w:after="28"/>
+            </w:pPr>
+            <w:r>
+              <w:rPr>
+                <w:sz w:val="15"/>
+                <w:szCs w:val="15"/>
+              </w:rPr>
+              <w:t xml:space="preserve">Differentiation</w:t>
+            </w:r>
+          </w:p>
+        </w:tc>
+        <w:tc>
+          <w:tcPr>
+            <w:tcW w:type="pct" w:w="2131"/>
             <w:tcMar>
               <w:top w:type="dxa" w:w="50"/>
               <w:left w:type="dxa" w:w="110"/>
@@ -4618,7 +4614,7 @@
       <w:tr>
         <w:tc>
           <w:tcPr>
-            <w:tcW w:type="pct" w:w="1713"/>
+            <w:tcW w:type="pct" w:w="1614"/>
             <w:shd w:fill="FBFAF6" w:val="clear"/>
             <w:tcMar>
               <w:top w:type="dxa" w:w="50"/>
@@ -4642,7 +4638,7 @@
         </w:tc>
         <w:tc>
           <w:tcPr>
-            <w:tcW w:type="pct" w:w="1243"/>
+            <w:tcW w:type="pct" w:w="1255"/>
             <w:shd w:fill="FBFAF6" w:val="clear"/>
             <w:tcMar>
               <w:top w:type="dxa" w:w="50"/>
@@ -4666,7 +4662,7 @@
         </w:tc>
         <w:tc>
           <w:tcPr>
-            <w:tcW w:type="pct" w:w="2044"/>
+            <w:tcW w:type="pct" w:w="2131"/>
             <w:shd w:fill="FFFFFF" w:val="clear"/>
             <w:tcMar>
               <w:top w:type="dxa" w:w="50"/>
@@ -4687,15 +4683,15 @@
                 <w:sz w:val="14"/>
                 <w:szCs w:val="14"/>
               </w:rPr>
-              <w:t xml:space="preserve">(8)</w:t>
-            </w:r>
-          </w:p>
-        </w:tc>
-      </w:tr>
-      <w:tr>
-        <w:tc>
-          <w:tcPr>
-            <w:tcW w:type="pct" w:w="1713"/>
+              <w:t xml:space="preserve">(7)</w:t>
+            </w:r>
+          </w:p>
+        </w:tc>
+      </w:tr>
+      <w:tr>
+        <w:tc>
+          <w:tcPr>
+            <w:tcW w:type="pct" w:w="1614"/>
             <w:tcMar>
               <w:top w:type="dxa" w:w="50"/>
               <w:left w:type="dxa" w:w="110"/>
@@ -4718,7 +4714,7 @@
         </w:tc>
         <w:tc>
           <w:tcPr>
-            <w:tcW w:type="pct" w:w="1243"/>
+            <w:tcW w:type="pct" w:w="1255"/>
             <w:tcMar>
               <w:top w:type="dxa" w:w="50"/>
               <w:left w:type="dxa" w:w="110"/>
@@ -4741,7 +4737,7 @@
         </w:tc>
         <w:tc>
           <w:tcPr>
-            <w:tcW w:type="pct" w:w="2044"/>
+            <w:tcW w:type="pct" w:w="2131"/>
             <w:shd w:fill="FFFFFF" w:val="clear"/>
             <w:tcMar>
               <w:top w:type="dxa" w:w="50"/>
@@ -4762,15 +4758,15 @@
                 <w:sz w:val="14"/>
                 <w:szCs w:val="14"/>
               </w:rPr>
-              <w:t xml:space="preserve">(9)</w:t>
-            </w:r>
-          </w:p>
-        </w:tc>
-      </w:tr>
-      <w:tr>
-        <w:tc>
-          <w:tcPr>
-            <w:tcW w:type="pct" w:w="1713"/>
+              <w:t xml:space="preserve">(8)</w:t>
+            </w:r>
+          </w:p>
+        </w:tc>
+      </w:tr>
+      <w:tr>
+        <w:tc>
+          <w:tcPr>
+            <w:tcW w:type="pct" w:w="1614"/>
             <w:shd w:fill="FBFAF6" w:val="clear"/>
             <w:tcMar>
               <w:top w:type="dxa" w:w="50"/>
@@ -4794,8 +4790,8 @@
         </w:tc>
         <w:tc>
           <w:tcPr>
-            <w:tcW w:type="pct" w:w="1243"/>
-            <w:shd w:fill="FBFAF6" w:val="clear"/>
+            <w:tcW w:type="pct" w:w="1255"/>
+            <w:shd w:fill="FFFFFF" w:val="clear"/>
             <w:tcMar>
               <w:top w:type="dxa" w:w="50"/>
               <w:left w:type="dxa" w:w="110"/>
@@ -4805,21 +4801,24 @@
           </w:tcPr>
           <w:p>
             <w:pPr>
-              <w:spacing w:before="28" w:after="28"/>
-            </w:pPr>
-            <w:r>
-              <w:rPr>
-                <w:sz w:val="15"/>
-                <w:szCs w:val="15"/>
-              </w:rPr>
-              <w:t xml:space="preserve">Review</w:t>
-            </w:r>
-          </w:p>
-        </w:tc>
-        <w:tc>
-          <w:tcPr>
-            <w:tcW w:type="pct" w:w="2044"/>
-            <w:shd w:fill="FFFFFF" w:val="clear"/>
+              <w:spacing w:before="46" w:after="46"/>
+            </w:pPr>
+            <w:r>
+              <w:rPr>
+                <w:b/>
+                <w:bCs/>
+                <w:color w:val="8186EF"/>
+                <w:sz w:val="14"/>
+                <w:szCs w:val="14"/>
+              </w:rPr>
+              <w:t xml:space="preserve">(9)</w:t>
+            </w:r>
+          </w:p>
+        </w:tc>
+        <w:tc>
+          <w:tcPr>
+            <w:tcW w:type="pct" w:w="2131"/>
+            <w:shd w:fill="FBFAF6" w:val="clear"/>
             <w:tcMar>
               <w:top w:type="dxa" w:w="50"/>
               <w:left w:type="dxa" w:w="110"/>
@@ -4829,17 +4828,14 @@
           </w:tcPr>
           <w:p>
             <w:pPr>
-              <w:spacing w:before="46" w:after="46"/>
-            </w:pPr>
-            <w:r>
-              <w:rPr>
-                <w:b/>
-                <w:bCs/>
-                <w:color w:val="8186EF"/>
-                <w:sz w:val="14"/>
-                <w:szCs w:val="14"/>
-              </w:rPr>
-              <w:t xml:space="preserve">(10)</w:t>
+              <w:spacing w:before="28" w:after="28"/>
+            </w:pPr>
+            <w:r>
+              <w:rPr>
+                <w:sz w:val="15"/>
+                <w:szCs w:val="15"/>
+              </w:rPr>
+              <w:t xml:space="preserve">decide to fix or leave</w:t>
             </w:r>
           </w:p>
         </w:tc>
@@ -4901,7 +4897,7 @@
                 <w:sz w:val="16"/>
                 <w:szCs w:val="16"/>
               </w:rPr>
-              <w:t xml:space="preserve">competitive advantage   ·   Differentiation   ·   niche buyers: Gulf and private label   ·   lowest cost per case   ·   decide to fix or leave</w:t>
+              <w:t xml:space="preserve">niche buyers: Gulf and private label   ·   lowest cost per case   ·   Review   ·   situational analysis</w:t>
             </w:r>
           </w:p>
         </w:tc>
@@ -4928,7 +4924,7 @@
           <w:sz w:val="16"/>
           <w:szCs w:val="16"/>
         </w:rPr>
-        <w:t xml:space="preserve">      gaps 11–12</w:t>
+        <w:t xml:space="preserve">      gaps 10–11</w:t>
       </w:r>
     </w:p>
     <w:p>
@@ -4951,7 +4947,7 @@
           <w:sz w:val="15"/>
           <w:szCs w:val="15"/>
         </w:rPr>
-        <w:t xml:space="preserve"> (11) </w:t>
+        <w:t xml:space="preserve"> (10) </w:t>
       </w:r>
       <w:r>
         <w:rPr>
@@ -4983,7 +4979,7 @@
           <w:sz w:val="15"/>
           <w:szCs w:val="15"/>
         </w:rPr>
-        <w:t xml:space="preserve"> (12) </w:t>
+        <w:t xml:space="preserve"> (11) </w:t>
       </w:r>
       <w:r>
         <w:rPr>
@@ -5603,7 +5599,7 @@
                 <w:sz w:val="16"/>
                 <w:szCs w:val="16"/>
               </w:rPr>
-              <w:t xml:space="preserve">niche buyers: Gulf and private label</w:t>
+              <w:t xml:space="preserve">lowest cost per case</w:t>
             </w:r>
           </w:p>
         </w:tc>
@@ -5638,7 +5634,7 @@
                 <w:sz w:val="16"/>
                 <w:szCs w:val="16"/>
               </w:rPr>
-              <w:t xml:space="preserve">leadership</w:t>
+              <w:t xml:space="preserve">something</w:t>
             </w:r>
           </w:p>
         </w:tc>
@@ -5671,7 +5667,7 @@
                 <w:sz w:val="16"/>
                 <w:szCs w:val="16"/>
               </w:rPr>
-              <w:t xml:space="preserve">lowest cost per case</w:t>
+              <w:t xml:space="preserve">Review</w:t>
             </w:r>
           </w:p>
         </w:tc>
@@ -5706,7 +5702,7 @@
                 <w:sz w:val="16"/>
                 <w:szCs w:val="16"/>
               </w:rPr>
-              <w:t xml:space="preserve">lowest</w:t>
+              <w:t xml:space="preserve">segment</w:t>
             </w:r>
           </w:p>
         </w:tc>
@@ -5739,7 +5735,7 @@
                 <w:sz w:val="16"/>
                 <w:szCs w:val="16"/>
               </w:rPr>
-              <w:t xml:space="preserve">decide to fix or leave</w:t>
+              <w:t xml:space="preserve">cheapest</w:t>
             </w:r>
           </w:p>
         </w:tc>
@@ -5774,7 +5770,7 @@
                 <w:sz w:val="16"/>
                 <w:szCs w:val="16"/>
               </w:rPr>
-              <w:t xml:space="preserve">Differentiation</w:t>
+              <w:t xml:space="preserve">difference</w:t>
             </w:r>
           </w:p>
         </w:tc>
@@ -5807,7 +5803,7 @@
                 <w:sz w:val="16"/>
                 <w:szCs w:val="16"/>
               </w:rPr>
-              <w:t xml:space="preserve">cheapest</w:t>
+              <w:t xml:space="preserve">without</w:t>
             </w:r>
           </w:p>
         </w:tc>
@@ -5842,7 +5838,7 @@
                 <w:sz w:val="16"/>
                 <w:szCs w:val="16"/>
               </w:rPr>
-              <w:t xml:space="preserve">customers</w:t>
+              <w:t xml:space="preserve">differentiates</w:t>
             </w:r>
           </w:p>
         </w:tc>
@@ -5875,7 +5871,7 @@
                 <w:sz w:val="16"/>
                 <w:szCs w:val="16"/>
               </w:rPr>
-              <w:t xml:space="preserve">without</w:t>
+              <w:t xml:space="preserve">cost leadership</w:t>
             </w:r>
           </w:p>
         </w:tc>
@@ -5910,7 +5906,7 @@
                 <w:sz w:val="16"/>
                 <w:szCs w:val="16"/>
               </w:rPr>
-              <w:t xml:space="preserve">difference</w:t>
+              <w:t xml:space="preserve">cold-pressed</w:t>
             </w:r>
           </w:p>
         </w:tc>
@@ -5943,7 +5939,7 @@
                 <w:sz w:val="16"/>
                 <w:szCs w:val="16"/>
               </w:rPr>
-              <w:t xml:space="preserve">cost leadership</w:t>
+              <w:t xml:space="preserve">focus strategy</w:t>
             </w:r>
           </w:p>
         </w:tc>
@@ -5978,7 +5974,7 @@
                 <w:sz w:val="16"/>
                 <w:szCs w:val="16"/>
               </w:rPr>
-              <w:t xml:space="preserve">Differentiation</w:t>
+              <w:t xml:space="preserve">niche buyers: Gulf and private label</w:t>
             </w:r>
           </w:p>
         </w:tc>
@@ -5994,24 +5990,14 @@
           </w:tcPr>
           <w:p>
             <w:pPr>
-              <w:spacing w:before="12" w:after="12"/>
-            </w:pPr>
-            <w:r>
-              <w:rPr>
-                <w:b/>
-                <w:bCs/>
-                <w:color w:val="8186EF"/>
-                <w:sz w:val="16"/>
-                <w:szCs w:val="16"/>
-              </w:rPr>
-              <w:t xml:space="preserve">14  </w:t>
-            </w:r>
-            <w:r>
-              <w:rPr>
-                <w:sz w:val="16"/>
-                <w:szCs w:val="16"/>
-              </w:rPr>
-              <w:t xml:space="preserve">focus strategy</w:t>
+              <w:spacing w:before="24" w:after="24"/>
+            </w:pPr>
+            <w:r>
+              <w:rPr>
+                <w:sz w:val="16"/>
+                <w:szCs w:val="16"/>
+              </w:rPr>
+              <w:t xml:space="preserve"/>
             </w:r>
           </w:p>
         </w:tc>
@@ -6657,7 +6643,7 @@
       <w:r>
         <w:drawing>
           <wp:inline distT="0" distB="0" distL="0" distR="0">
-            <wp:extent cx="5734050" cy="1946550"/>
+            <wp:extent cx="5734050" cy="3025475"/>
             <wp:effectExtent t="0" r="0" b="0" l="0"/>
             <wp:docPr id="1" name="" descr="" title=""/>
             <wp:cNvGraphicFramePr>
@@ -6682,7 +6668,7 @@
                   <pic:spPr bwMode="auto">
                     <a:xfrm>
                       <a:off x="0" y="0"/>
-                      <a:ext cx="5734050" cy="1946550"/>
+                      <a:ext cx="5734050" cy="3025475"/>
                     </a:xfrm>
                     <a:prstGeom prst="rect">
                       <a:avLst/>
@@ -7599,7 +7585,14 @@
           <w:sz w:val="19"/>
           <w:szCs w:val="19"/>
         </w:rPr>
-        <w:t xml:space="preserve">Beverages holds 8.0% of its market, but its </w:t>
+        <w:t xml:space="preserve">Beverages holds 8.0% of its market, but its relative share is 0.32, not 0.08. </w:t>
+      </w:r>
+      <w:r>
+        <w:rPr>
+          <w:sz w:val="19"/>
+          <w:szCs w:val="19"/>
+        </w:rPr>
+        <w:t xml:space="preserve"/>
       </w:r>
       <w:r>
         <w:rPr>
@@ -7631,14 +7624,7 @@
           <w:sz w:val="19"/>
           <w:szCs w:val="19"/>
         </w:rPr>
-        <w:t xml:space="preserve"> share is 0.32, not 0.08. </w:t>
-      </w:r>
-      <w:r>
-        <w:rPr>
-          <w:sz w:val="19"/>
-          <w:szCs w:val="19"/>
-        </w:rPr>
-        <w:t xml:space="preserve">Always divide by the </w:t>
+        <w:t xml:space="preserve"> divide by the largest </w:t>
       </w:r>
       <w:r>
         <w:rPr>
@@ -7670,7 +7656,7 @@
           <w:sz w:val="19"/>
           <w:szCs w:val="19"/>
         </w:rPr>
-        <w:t xml:space="preserve"> rival's share. </w:t>
+        <w:t xml:space="preserve"> share. </w:t>
       </w:r>
     </w:p>
     <w:tbl>
@@ -7728,7 +7714,7 @@
                 <w:sz w:val="16"/>
                 <w:szCs w:val="16"/>
               </w:rPr>
-              <w:t xml:space="preserve">growth-share   ·   largest   ·   relative</w:t>
+              <w:t xml:space="preserve">growth-share   ·   rival's   ·   Always</w:t>
             </w:r>
           </w:p>
         </w:tc>
@@ -8596,7 +8582,7 @@
                 <w:sz w:val="16"/>
                 <w:szCs w:val="16"/>
               </w:rPr>
-              <w:t xml:space="preserve">relative</w:t>
+              <w:t xml:space="preserve">Always</w:t>
             </w:r>
           </w:p>
         </w:tc>
@@ -8664,7 +8650,7 @@
                 <w:sz w:val="16"/>
                 <w:szCs w:val="16"/>
               </w:rPr>
-              <w:t xml:space="preserve">largest</w:t>
+              <w:t xml:space="preserve">rival's</w:t>
             </w:r>
           </w:p>
         </w:tc>
@@ -9022,7 +9008,7 @@
           <w:sz w:val="16"/>
           <w:szCs w:val="16"/>
         </w:rPr>
-        <w:t xml:space="preserve">      gaps 1–3</w:t>
+        <w:t xml:space="preserve">      gaps 1–2</w:t>
       </w:r>
     </w:p>
     <w:p>
@@ -9035,7 +9021,7 @@
           <w:sz w:val="19"/>
           <w:szCs w:val="19"/>
         </w:rPr>
-        <w:t xml:space="preserve">Scenario </w:t>
+        <w:t xml:space="preserve">Scenario planning prepares for several </w:t>
       </w:r>
       <w:r>
         <w:rPr>
@@ -9067,7 +9053,14 @@
           <w:sz w:val="19"/>
           <w:szCs w:val="19"/>
         </w:rPr>
-        <w:t xml:space="preserve"> prepares for several </w:t>
+        <w:t xml:space="preserve"> futures instead of one forecast. </w:t>
+      </w:r>
+      <w:r>
+        <w:rPr>
+          <w:sz w:val="19"/>
+          <w:szCs w:val="19"/>
+        </w:rPr>
+        <w:t xml:space="preserve">For tahini exports in 2032, the board </w:t>
       </w:r>
       <w:r>
         <w:rPr>
@@ -9078,45 +9071,6 @@
           <w:szCs w:val="15"/>
         </w:rPr>
         <w:t xml:space="preserve"> (2) </w:t>
-      </w:r>
-      <w:r>
-        <w:rPr>
-          <w:u w:val="single"/>
-          <w:sz w:val="19"/>
-          <w:szCs w:val="19"/>
-        </w:rPr>
-        <w:t xml:space="preserve">           </w:t>
-      </w:r>
-      <w:r>
-        <w:rPr>
-          <w:sz w:val="19"/>
-          <w:szCs w:val="19"/>
-        </w:rPr>
-        <w:t xml:space="preserve"> </w:t>
-      </w:r>
-      <w:r>
-        <w:rPr>
-          <w:sz w:val="19"/>
-          <w:szCs w:val="19"/>
-        </w:rPr>
-        <w:t xml:space="preserve"> futures instead of one forecast. </w:t>
-      </w:r>
-      <w:r>
-        <w:rPr>
-          <w:sz w:val="19"/>
-          <w:szCs w:val="19"/>
-        </w:rPr>
-        <w:t xml:space="preserve">For tahini exports in 2032, the board </w:t>
-      </w:r>
-      <w:r>
-        <w:rPr>
-          <w:b/>
-          <w:bCs/>
-          <w:color w:val="8186EF"/>
-          <w:sz w:val="15"/>
-          <w:szCs w:val="15"/>
-        </w:rPr>
-        <w:t xml:space="preserve"> (3) </w:t>
       </w:r>
       <w:r>
         <w:rPr>
@@ -9196,7 +9150,7 @@
                 <w:sz w:val="16"/>
                 <w:szCs w:val="16"/>
               </w:rPr>
-              <w:t xml:space="preserve">planning   ·   possible   ·   considers   ·   Contingency</w:t>
+              <w:t xml:space="preserve">possible   ·   Scenario   ·   considers</w:t>
             </w:r>
           </w:p>
         </w:tc>
@@ -9477,7 +9431,7 @@
                 <w:sz w:val="14"/>
                 <w:szCs w:val="14"/>
               </w:rPr>
-              <w:t xml:space="preserve">(4)</w:t>
+              <w:t xml:space="preserve">(3)</w:t>
             </w:r>
           </w:p>
         </w:tc>
@@ -9532,7 +9486,6 @@
         <w:tc>
           <w:tcPr>
             <w:tcW w:type="pct" w:w="2200"/>
-            <w:shd w:fill="FFFFFF" w:val="clear"/>
             <w:tcMar>
               <w:top w:type="dxa" w:w="50"/>
               <w:left w:type="dxa" w:w="110"/>
@@ -9542,17 +9495,14 @@
           </w:tcPr>
           <w:p>
             <w:pPr>
-              <w:spacing w:before="46" w:after="46"/>
-            </w:pPr>
-            <w:r>
-              <w:rPr>
-                <w:b/>
-                <w:bCs/>
-                <w:color w:val="8186EF"/>
-                <w:sz w:val="14"/>
-                <w:szCs w:val="14"/>
-              </w:rPr>
-              <w:t xml:space="preserve">(5)</w:t>
+              <w:spacing w:before="28" w:after="28"/>
+            </w:pPr>
+            <w:r>
+              <w:rPr>
+                <w:sz w:val="15"/>
+                <w:szCs w:val="15"/>
+              </w:rPr>
+              <w:t xml:space="preserve">start the contingency plan</w:t>
             </w:r>
           </w:p>
         </w:tc>
@@ -9605,7 +9555,7 @@
                 <w:sz w:val="14"/>
                 <w:szCs w:val="14"/>
               </w:rPr>
-              <w:t xml:space="preserve">(6)</w:t>
+              <w:t xml:space="preserve">(4)</w:t>
             </w:r>
           </w:p>
         </w:tc>
@@ -9691,7 +9641,7 @@
                 <w:sz w:val="16"/>
                 <w:szCs w:val="16"/>
               </w:rPr>
-              <w:t xml:space="preserve">below 1,200,000   ·   relative market share   ·   no action   ·   start the contingency plan</w:t>
+              <w:t xml:space="preserve">below 1,200,000   ·   no action   ·   cost leadership</w:t>
             </w:r>
           </w:p>
         </w:tc>
@@ -9718,7 +9668,7 @@
           <w:sz w:val="16"/>
           <w:szCs w:val="16"/>
         </w:rPr>
-        <w:t xml:space="preserve">      gaps 7–11</w:t>
+        <w:t xml:space="preserve">      gaps 5–9</w:t>
       </w:r>
     </w:p>
     <w:p>
@@ -9731,7 +9681,7 @@
           <w:sz w:val="19"/>
           <w:szCs w:val="19"/>
         </w:rPr>
-        <w:t xml:space="preserve">Contingency </w:t>
+        <w:t xml:space="preserve">Contingency planning prepares a response in </w:t>
       </w:r>
       <w:r>
         <w:rPr>
@@ -9741,7 +9691,7 @@
           <w:sz w:val="15"/>
           <w:szCs w:val="15"/>
         </w:rPr>
-        <w:t xml:space="preserve"> (7) </w:t>
+        <w:t xml:space="preserve"> (5) </w:t>
       </w:r>
       <w:r>
         <w:rPr>
@@ -9763,7 +9713,7 @@
           <w:sz w:val="19"/>
           <w:szCs w:val="19"/>
         </w:rPr>
-        <w:t xml:space="preserve"> prepares a </w:t>
+        <w:t xml:space="preserve"> and names the trigger that </w:t>
       </w:r>
       <w:r>
         <w:rPr>
@@ -9773,7 +9723,7 @@
           <w:sz w:val="15"/>
           <w:szCs w:val="15"/>
         </w:rPr>
-        <w:t xml:space="preserve"> (8) </w:t>
+        <w:t xml:space="preserve"> (6) </w:t>
       </w:r>
       <w:r>
         <w:rPr>
@@ -9795,14 +9745,14 @@
           <w:sz w:val="19"/>
           <w:szCs w:val="19"/>
         </w:rPr>
-        <w:t xml:space="preserve"> in advance and names the trigger that starts it. </w:t>
-      </w:r>
-      <w:r>
-        <w:rPr>
-          <w:sz w:val="19"/>
-          <w:szCs w:val="19"/>
-        </w:rPr>
-        <w:t xml:space="preserve">If the export </w:t>
+        <w:t xml:space="preserve"> it. </w:t>
+      </w:r>
+      <w:r>
+        <w:rPr>
+          <w:sz w:val="19"/>
+          <w:szCs w:val="19"/>
+        </w:rPr>
+        <w:t xml:space="preserve">If the export forecast falls below $1,200,000, as it would in the tariff scenario, </w:t>
       </w:r>
       <w:r>
         <w:rPr>
@@ -9812,7 +9762,7 @@
           <w:sz w:val="15"/>
           <w:szCs w:val="15"/>
         </w:rPr>
-        <w:t xml:space="preserve"> (9) </w:t>
+        <w:t xml:space="preserve"> (7) </w:t>
       </w:r>
       <w:r>
         <w:rPr>
@@ -9834,7 +9784,14 @@
           <w:sz w:val="19"/>
           <w:szCs w:val="19"/>
         </w:rPr>
-        <w:t xml:space="preserve"> falls below $1,200,000, as it would in the tariff scenario, Orontes will shift sales to Gulf buyers and delay its EU </w:t>
+        <w:t xml:space="preserve"> will shift sales to Gulf buyers and delay its EU warehouse. </w:t>
+      </w:r>
+      <w:r>
+        <w:rPr>
+          <w:sz w:val="19"/>
+          <w:szCs w:val="19"/>
+        </w:rPr>
+        <w:t xml:space="preserve">The two tools work </w:t>
       </w:r>
       <w:r>
         <w:rPr>
@@ -9844,7 +9801,7 @@
           <w:sz w:val="15"/>
           <w:szCs w:val="15"/>
         </w:rPr>
-        <w:t xml:space="preserve"> (10) </w:t>
+        <w:t xml:space="preserve"> (8) </w:t>
       </w:r>
       <w:r>
         <w:rPr>
@@ -9866,14 +9823,7 @@
           <w:sz w:val="19"/>
           <w:szCs w:val="19"/>
         </w:rPr>
-        <w:t xml:space="preserve">. </w:t>
-      </w:r>
-      <w:r>
-        <w:rPr>
-          <w:sz w:val="19"/>
-          <w:szCs w:val="19"/>
-        </w:rPr>
-        <w:t xml:space="preserve">The two tools work together: </w:t>
+        <w:t xml:space="preserve">: scenarios show what could </w:t>
       </w:r>
       <w:r>
         <w:rPr>
@@ -9883,7 +9833,7 @@
           <w:sz w:val="15"/>
           <w:szCs w:val="15"/>
         </w:rPr>
-        <w:t xml:space="preserve"> (11) </w:t>
+        <w:t xml:space="preserve"> (9) </w:t>
       </w:r>
       <w:r>
         <w:rPr>
@@ -9905,7 +9855,7 @@
           <w:sz w:val="19"/>
           <w:szCs w:val="19"/>
         </w:rPr>
-        <w:t xml:space="preserve"> show what could happen; the contingency plan says what the company will do. </w:t>
+        <w:t xml:space="preserve">; the contingency plan says what the company will do. </w:t>
       </w:r>
     </w:p>
     <w:tbl>
@@ -9963,7 +9913,7 @@
                 <w:sz w:val="16"/>
                 <w:szCs w:val="16"/>
               </w:rPr>
-              <w:t xml:space="preserve">forecast   ·   scenarios   ·   response   ·   planning   ·   warehouse   ·   futures</w:t>
+              <w:t xml:space="preserve">Orontes   ·   happen   ·   starts   ·   advance   ·   together   ·   forecast</w:t>
             </w:r>
           </w:p>
         </w:tc>
@@ -10099,7 +10049,7 @@
                 <w:sz w:val="16"/>
                 <w:szCs w:val="16"/>
               </w:rPr>
-              <w:t xml:space="preserve">SWOT analysis   ·   competitive analysis   ·   scenario planning</w:t>
+              <w:t xml:space="preserve">scenario planning   ·   competitive analysis   ·   contingency planning</w:t>
             </w:r>
           </w:p>
         </w:tc>
@@ -10420,7 +10370,7 @@
                 <w:sz w:val="16"/>
                 <w:szCs w:val="16"/>
               </w:rPr>
-              <w:t xml:space="preserve">planning</w:t>
+              <w:t xml:space="preserve">possible</w:t>
             </w:r>
           </w:p>
         </w:tc>
@@ -10446,14 +10396,14 @@
                 <w:sz w:val="16"/>
                 <w:szCs w:val="16"/>
               </w:rPr>
-              <w:t xml:space="preserve">8  </w:t>
-            </w:r>
-            <w:r>
-              <w:rPr>
-                <w:sz w:val="16"/>
-                <w:szCs w:val="16"/>
-              </w:rPr>
-              <w:t xml:space="preserve">response</w:t>
+              <w:t xml:space="preserve">7  </w:t>
+            </w:r>
+            <w:r>
+              <w:rPr>
+                <w:sz w:val="16"/>
+                <w:szCs w:val="16"/>
+              </w:rPr>
+              <w:t xml:space="preserve">Orontes</w:t>
             </w:r>
           </w:p>
         </w:tc>
@@ -10488,7 +10438,7 @@
                 <w:sz w:val="16"/>
                 <w:szCs w:val="16"/>
               </w:rPr>
-              <w:t xml:space="preserve">possible</w:t>
+              <w:t xml:space="preserve">considers</w:t>
             </w:r>
           </w:p>
         </w:tc>
@@ -10514,14 +10464,14 @@
                 <w:sz w:val="16"/>
                 <w:szCs w:val="16"/>
               </w:rPr>
-              <w:t xml:space="preserve">9  </w:t>
-            </w:r>
-            <w:r>
-              <w:rPr>
-                <w:sz w:val="16"/>
-                <w:szCs w:val="16"/>
-              </w:rPr>
-              <w:t xml:space="preserve">forecast</w:t>
+              <w:t xml:space="preserve">8  </w:t>
+            </w:r>
+            <w:r>
+              <w:rPr>
+                <w:sz w:val="16"/>
+                <w:szCs w:val="16"/>
+              </w:rPr>
+              <w:t xml:space="preserve">together</w:t>
             </w:r>
           </w:p>
         </w:tc>
@@ -10556,7 +10506,7 @@
                 <w:sz w:val="16"/>
                 <w:szCs w:val="16"/>
               </w:rPr>
-              <w:t xml:space="preserve">considers</w:t>
+              <w:t xml:space="preserve">no action</w:t>
             </w:r>
           </w:p>
         </w:tc>
@@ -10582,14 +10532,14 @@
                 <w:sz w:val="16"/>
                 <w:szCs w:val="16"/>
               </w:rPr>
-              <w:t xml:space="preserve">10  </w:t>
-            </w:r>
-            <w:r>
-              <w:rPr>
-                <w:sz w:val="16"/>
-                <w:szCs w:val="16"/>
-              </w:rPr>
-              <w:t xml:space="preserve">warehouse</w:t>
+              <w:t xml:space="preserve">9  </w:t>
+            </w:r>
+            <w:r>
+              <w:rPr>
+                <w:sz w:val="16"/>
+                <w:szCs w:val="16"/>
+              </w:rPr>
+              <w:t xml:space="preserve">happen</w:t>
             </w:r>
           </w:p>
         </w:tc>
@@ -10624,7 +10574,7 @@
                 <w:sz w:val="16"/>
                 <w:szCs w:val="16"/>
               </w:rPr>
-              <w:t xml:space="preserve">no action</w:t>
+              <w:t xml:space="preserve">below 1,200,000</w:t>
             </w:r>
           </w:p>
         </w:tc>
@@ -10650,14 +10600,14 @@
                 <w:sz w:val="16"/>
                 <w:szCs w:val="16"/>
               </w:rPr>
-              <w:t xml:space="preserve">11  </w:t>
-            </w:r>
-            <w:r>
-              <w:rPr>
-                <w:sz w:val="16"/>
-                <w:szCs w:val="16"/>
-              </w:rPr>
-              <w:t xml:space="preserve">scenarios</w:t>
+              <w:t xml:space="preserve">10  </w:t>
+            </w:r>
+            <w:r>
+              <w:rPr>
+                <w:sz w:val="16"/>
+                <w:szCs w:val="16"/>
+              </w:rPr>
+              <w:t xml:space="preserve">scenario planning</w:t>
             </w:r>
           </w:p>
         </w:tc>
@@ -10692,7 +10642,7 @@
                 <w:sz w:val="16"/>
                 <w:szCs w:val="16"/>
               </w:rPr>
-              <w:t xml:space="preserve">start the contingency plan</w:t>
+              <w:t xml:space="preserve">advance</w:t>
             </w:r>
           </w:p>
         </w:tc>
@@ -10718,14 +10668,14 @@
                 <w:sz w:val="16"/>
                 <w:szCs w:val="16"/>
               </w:rPr>
-              <w:t xml:space="preserve">12  </w:t>
-            </w:r>
-            <w:r>
-              <w:rPr>
-                <w:sz w:val="16"/>
-                <w:szCs w:val="16"/>
-              </w:rPr>
-              <w:t xml:space="preserve">SWOT analysis</w:t>
+              <w:t xml:space="preserve">11  </w:t>
+            </w:r>
+            <w:r>
+              <w:rPr>
+                <w:sz w:val="16"/>
+                <w:szCs w:val="16"/>
+              </w:rPr>
+              <w:t xml:space="preserve">contingency planning</w:t>
             </w:r>
           </w:p>
         </w:tc>
@@ -10760,75 +10710,7 @@
                 <w:sz w:val="16"/>
                 <w:szCs w:val="16"/>
               </w:rPr>
-              <w:t xml:space="preserve">below 1,200,000</w:t>
-            </w:r>
-          </w:p>
-        </w:tc>
-        <w:tc>
-          <w:tcPr>
-            <w:tcW w:type="pct" w:w="2500"/>
-            <w:tcMar>
-              <w:top w:type="dxa" w:w="20"/>
-              <w:left w:type="dxa" w:w="80"/>
-              <w:bottom w:type="dxa" w:w="20"/>
-              <w:right w:type="dxa" w:w="80"/>
-            </w:tcMar>
-          </w:tcPr>
-          <w:p>
-            <w:pPr>
-              <w:spacing w:before="12" w:after="12"/>
-            </w:pPr>
-            <w:r>
-              <w:rPr>
-                <w:b/>
-                <w:bCs/>
-                <w:color w:val="8186EF"/>
-                <w:sz w:val="16"/>
-                <w:szCs w:val="16"/>
-              </w:rPr>
-              <w:t xml:space="preserve">13  </w:t>
-            </w:r>
-            <w:r>
-              <w:rPr>
-                <w:sz w:val="16"/>
-                <w:szCs w:val="16"/>
-              </w:rPr>
-              <w:t xml:space="preserve">scenario planning</w:t>
-            </w:r>
-          </w:p>
-        </w:tc>
-      </w:tr>
-      <w:tr>
-        <w:tc>
-          <w:tcPr>
-            <w:tcW w:type="pct" w:w="2500"/>
-            <w:tcMar>
-              <w:top w:type="dxa" w:w="20"/>
-              <w:left w:type="dxa" w:w="80"/>
-              <w:bottom w:type="dxa" w:w="20"/>
-              <w:right w:type="dxa" w:w="80"/>
-            </w:tcMar>
-          </w:tcPr>
-          <w:p>
-            <w:pPr>
-              <w:spacing w:before="12" w:after="12"/>
-            </w:pPr>
-            <w:r>
-              <w:rPr>
-                <w:b/>
-                <w:bCs/>
-                <w:color w:val="8186EF"/>
-                <w:sz w:val="16"/>
-                <w:szCs w:val="16"/>
-              </w:rPr>
-              <w:t xml:space="preserve">7  </w:t>
-            </w:r>
-            <w:r>
-              <w:rPr>
-                <w:sz w:val="16"/>
-                <w:szCs w:val="16"/>
-              </w:rPr>
-              <w:t xml:space="preserve">planning</w:t>
+              <w:t xml:space="preserve">starts</w:t>
             </w:r>
           </w:p>
         </w:tc>
@@ -11238,7 +11120,7 @@
                 <w:sz w:val="16"/>
                 <w:szCs w:val="16"/>
               </w:rPr>
-              <w:t xml:space="preserve">approves   ·   together   ·   strategy   ·   External   ·   substitutes</w:t>
+              <w:t xml:space="preserve">together   ·   approves   ·   substitutes   ·   External   ·   planning</w:t>
             </w:r>
           </w:p>
         </w:tc>
@@ -11281,7 +11163,7 @@
       <w:r>
         <w:drawing>
           <wp:inline distT="0" distB="0" distL="0" distR="0">
-            <wp:extent cx="5734050" cy="1946550"/>
+            <wp:extent cx="5734050" cy="3025475"/>
             <wp:effectExtent t="0" r="0" b="0" l="0"/>
             <wp:docPr id="1" name="" descr="" title=""/>
             <wp:cNvGraphicFramePr>
@@ -11306,7 +11188,7 @@
                   <pic:spPr bwMode="auto">
                     <a:xfrm>
                       <a:off x="0" y="0"/>
-                      <a:ext cx="5734050" cy="1946550"/>
+                      <a:ext cx="5734050" cy="3025475"/>
                     </a:xfrm>
                     <a:prstGeom prst="rect">
                       <a:avLst/>
@@ -11374,7 +11256,7 @@
                 <w:sz w:val="16"/>
                 <w:szCs w:val="16"/>
               </w:rPr>
-              <w:t xml:space="preserve">Beverages   ·   competitive advantage   ·   Pulses &amp; Spices line</w:t>
+              <w:t xml:space="preserve">Tahini &amp; Spreads   ·   BCG growth-share matrix</w:t>
             </w:r>
           </w:p>
         </w:tc>
@@ -11401,7 +11283,7 @@
           <w:sz w:val="16"/>
           <w:szCs w:val="16"/>
         </w:rPr>
-        <w:t xml:space="preserve">      gaps 7–8</w:t>
+        <w:t xml:space="preserve">      gaps 6–7</w:t>
       </w:r>
     </w:p>
     <w:p>
@@ -11424,7 +11306,7 @@
           <w:sz w:val="15"/>
           <w:szCs w:val="15"/>
         </w:rPr>
-        <w:t xml:space="preserve"> (7) </w:t>
+        <w:t xml:space="preserve"> (6) </w:t>
       </w:r>
       <w:r>
         <w:rPr>
@@ -11453,7 +11335,7 @@
           <w:sz w:val="19"/>
           <w:szCs w:val="19"/>
         </w:rPr>
-        <w:t xml:space="preserve">The </w:t>
+        <w:t xml:space="preserve">The contingency plan starts if the </w:t>
       </w:r>
       <w:r>
         <w:rPr>
@@ -11463,7 +11345,7 @@
           <w:sz w:val="15"/>
           <w:szCs w:val="15"/>
         </w:rPr>
-        <w:t xml:space="preserve"> (8) </w:t>
+        <w:t xml:space="preserve"> (7) </w:t>
       </w:r>
       <w:r>
         <w:rPr>
@@ -11471,7 +11353,7 @@
           <w:sz w:val="19"/>
           <w:szCs w:val="19"/>
         </w:rPr>
-        <w:t xml:space="preserve">             </w:t>
+        <w:t xml:space="preserve">           </w:t>
       </w:r>
       <w:r>
         <w:rPr>
@@ -11485,7 +11367,7 @@
           <w:sz w:val="19"/>
           <w:szCs w:val="19"/>
         </w:rPr>
-        <w:t xml:space="preserve"> plan starts if the forecast falls below $1,200,000. </w:t>
+        <w:t xml:space="preserve"> falls below $1,200,000. </w:t>
       </w:r>
     </w:p>
     <w:tbl>
@@ -11543,7 +11425,7 @@
                 <w:sz w:val="16"/>
                 <w:szCs w:val="16"/>
               </w:rPr>
-              <w:t xml:space="preserve">contingency   ·   scenarios   ·   strengths</w:t>
+              <w:t xml:space="preserve">scenarios   ·   forecast   ·   low-cost</w:t>
             </w:r>
           </w:p>
         </w:tc>
@@ -11617,7 +11499,7 @@
           <w:sz w:val="16"/>
           <w:szCs w:val="16"/>
         </w:rPr>
-        <w:t xml:space="preserve">      gaps 9–10</w:t>
+        <w:t xml:space="preserve">      gaps 8–9</w:t>
       </w:r>
     </w:p>
     <w:p>
@@ -11630,7 +11512,7 @@
           <w:sz w:val="19"/>
           <w:szCs w:val="19"/>
         </w:rPr>
-        <w:t xml:space="preserve">Every </w:t>
+        <w:t xml:space="preserve">Every relative share equals the unit's share </w:t>
       </w:r>
       <w:r>
         <w:rPr>
@@ -11640,7 +11522,7 @@
           <w:sz w:val="15"/>
           <w:szCs w:val="15"/>
         </w:rPr>
-        <w:t xml:space="preserve"> (9) </w:t>
+        <w:t xml:space="preserve"> (8) </w:t>
       </w:r>
       <w:r>
         <w:rPr>
@@ -11662,14 +11544,7 @@
           <w:sz w:val="19"/>
           <w:szCs w:val="19"/>
         </w:rPr>
-        <w:t xml:space="preserve"> share equals the unit's share divided by the largest rival's share. </w:t>
-      </w:r>
-      <w:r>
-        <w:rPr>
-          <w:sz w:val="19"/>
-          <w:szCs w:val="19"/>
-        </w:rPr>
-        <w:t xml:space="preserve"/>
+        <w:t xml:space="preserve"> by the largest </w:t>
       </w:r>
       <w:r>
         <w:rPr>
@@ -11679,7 +11554,7 @@
           <w:sz w:val="15"/>
           <w:szCs w:val="15"/>
         </w:rPr>
-        <w:t xml:space="preserve"> (10) </w:t>
+        <w:t xml:space="preserve"> (9) </w:t>
       </w:r>
       <w:r>
         <w:rPr>
@@ -11701,7 +11576,14 @@
           <w:sz w:val="19"/>
           <w:szCs w:val="19"/>
         </w:rPr>
-        <w:t xml:space="preserve"> spread: $2,400,000 − $900,000 = $1,500,000. </w:t>
+        <w:t xml:space="preserve"> share. </w:t>
+      </w:r>
+      <w:r>
+        <w:rPr>
+          <w:sz w:val="19"/>
+          <w:szCs w:val="19"/>
+        </w:rPr>
+        <w:t xml:space="preserve">Scenario spread: $2,400,000 − $900,000 = $1,500,000. </w:t>
       </w:r>
     </w:p>
     <w:tbl>
@@ -11759,7 +11641,7 @@
                 <w:sz w:val="16"/>
                 <w:szCs w:val="16"/>
               </w:rPr>
-              <w:t xml:space="preserve">planning   ·   Scenario   ·   relative</w:t>
+              <w:t xml:space="preserve">rival's   ·   divided   ·   filling</w:t>
             </w:r>
           </w:p>
         </w:tc>
@@ -11845,7 +11727,7 @@
           <w:sz w:val="16"/>
           <w:szCs w:val="16"/>
         </w:rPr>
-        <w:t xml:space="preserve">      gaps 11–13</w:t>
+        <w:t xml:space="preserve">      gaps 10–12</w:t>
       </w:r>
     </w:p>
     <w:p>
@@ -11858,7 +11740,7 @@
           <w:sz w:val="19"/>
           <w:szCs w:val="19"/>
         </w:rPr>
-        <w:t xml:space="preserve">Expect to classify factors as strengths, weaknesses, </w:t>
+        <w:t xml:space="preserve">Expect to classify factors as </w:t>
       </w:r>
       <w:r>
         <w:rPr>
@@ -11868,7 +11750,7 @@
           <w:sz w:val="15"/>
           <w:szCs w:val="15"/>
         </w:rPr>
-        <w:t xml:space="preserve"> (11) </w:t>
+        <w:t xml:space="preserve"> (10) </w:t>
       </w:r>
       <w:r>
         <w:rPr>
@@ -11876,7 +11758,7 @@
           <w:sz w:val="19"/>
           <w:szCs w:val="19"/>
         </w:rPr>
-        <w:t xml:space="preserve">               </w:t>
+        <w:t xml:space="preserve">           </w:t>
       </w:r>
       <w:r>
         <w:rPr>
@@ -11890,7 +11772,7 @@
           <w:sz w:val="19"/>
           <w:szCs w:val="19"/>
         </w:rPr>
-        <w:t xml:space="preserve"> or threats; to compute a relative share and place a unit in the BCG matrix; to name a generic strategy from a </w:t>
+        <w:t xml:space="preserve">, weaknesses, </w:t>
       </w:r>
       <w:r>
         <w:rPr>
@@ -11900,7 +11782,7 @@
           <w:sz w:val="15"/>
           <w:szCs w:val="15"/>
         </w:rPr>
-        <w:t xml:space="preserve"> (12) </w:t>
+        <w:t xml:space="preserve"> (11) </w:t>
       </w:r>
       <w:r>
         <w:rPr>
@@ -11908,7 +11790,7 @@
           <w:sz w:val="19"/>
           <w:szCs w:val="19"/>
         </w:rPr>
-        <w:t xml:space="preserve">             </w:t>
+        <w:t xml:space="preserve">               </w:t>
       </w:r>
       <w:r>
         <w:rPr>
@@ -11922,7 +11804,7 @@
           <w:sz w:val="19"/>
           <w:szCs w:val="19"/>
         </w:rPr>
-        <w:t xml:space="preserve">; and to tell scenario planning from </w:t>
+        <w:t xml:space="preserve"> or threats; to compute a relative share and place a unit in the BCG matrix; to name a generic strategy from a </w:t>
       </w:r>
       <w:r>
         <w:rPr>
@@ -11932,7 +11814,7 @@
           <w:sz w:val="15"/>
           <w:szCs w:val="15"/>
         </w:rPr>
-        <w:t xml:space="preserve"> (13) </w:t>
+        <w:t xml:space="preserve"> (12) </w:t>
       </w:r>
       <w:r>
         <w:rPr>
@@ -11954,7 +11836,7 @@
           <w:sz w:val="19"/>
           <w:szCs w:val="19"/>
         </w:rPr>
-        <w:t xml:space="preserve"> planning. </w:t>
+        <w:t xml:space="preserve">; and to tell scenario planning from contingency planning. </w:t>
       </w:r>
     </w:p>
     <w:tbl>
@@ -12012,7 +11894,7 @@
                 <w:sz w:val="16"/>
                 <w:szCs w:val="16"/>
               </w:rPr>
-              <w:t xml:space="preserve">contingency   ·   opportunities   ·   growing   ·   description</w:t>
+              <w:t xml:space="preserve">opportunities   ·   rival's   ·   description   ·   strengths</w:t>
             </w:r>
           </w:p>
         </w:tc>
@@ -12055,7 +11937,7 @@
       <w:r>
         <w:drawing>
           <wp:inline distT="0" distB="0" distL="0" distR="0">
-            <wp:extent cx="5734050" cy="2602950"/>
+            <wp:extent cx="5734050" cy="2731225"/>
             <wp:effectExtent t="0" r="0" b="0" l="0"/>
             <wp:docPr id="1" name="" descr="" title=""/>
             <wp:cNvGraphicFramePr>
@@ -12080,7 +11962,7 @@
                   <pic:spPr bwMode="auto">
                     <a:xfrm>
                       <a:off x="0" y="0"/>
-                      <a:ext cx="5734050" cy="2602950"/>
+                      <a:ext cx="5734050" cy="2731225"/>
                     </a:xfrm>
                     <a:prstGeom prst="rect">
                       <a:avLst/>
@@ -12148,7 +12030,7 @@
                 <w:sz w:val="16"/>
                 <w:szCs w:val="16"/>
               </w:rPr>
-              <w:t xml:space="preserve">Gulf tahini market growth a year   ·   Bargaining power of suppliers (1–5)   ·   Largest rival's share   ·   Orontes's share of the Gulf market   ·   Operating income 2030: base   ·   Rivalry among competitors (1–5)</w:t>
+              <w:t xml:space="preserve">BCG growth-share matrix   ·   Operating income 2030: optimistic   ·   Threat of substitutes (1–5)   ·   Threat of new entrants (1–5)   ·   Largest rival's share   ·   Operating income 2030: pessimistic</w:t>
             </w:r>
           </w:p>
         </w:tc>
@@ -12285,7 +12167,6 @@
         <w:tc>
           <w:tcPr>
             <w:tcW w:type="pct" w:w="2600"/>
-            <w:shd w:fill="FFFFFF" w:val="clear"/>
             <w:tcMar>
               <w:top w:type="dxa" w:w="50"/>
               <w:left w:type="dxa" w:w="110"/>
@@ -12295,17 +12176,14 @@
           </w:tcPr>
           <w:p>
             <w:pPr>
-              <w:spacing w:before="46" w:after="46"/>
-            </w:pPr>
-            <w:r>
-              <w:rPr>
-                <w:b/>
-                <w:bCs/>
-                <w:color w:val="8186EF"/>
-                <w:sz w:val="14"/>
-                <w:szCs w:val="14"/>
-              </w:rPr>
-              <w:t xml:space="preserve">(19)</w:t>
+              <w:spacing w:before="28" w:after="28"/>
+            </w:pPr>
+            <w:r>
+              <w:rPr>
+                <w:sz w:val="15"/>
+                <w:szCs w:val="15"/>
+              </w:rPr>
+              <w:t xml:space="preserve">8.0 ÷ 25.0 = 0.32; growth 14.0% → Question mark</w:t>
             </w:r>
           </w:p>
         </w:tc>
@@ -12338,7 +12216,7 @@
         <w:tc>
           <w:tcPr>
             <w:tcW w:type="pct" w:w="2600"/>
-            <w:shd w:fill="FBFAF6" w:val="clear"/>
+            <w:shd w:fill="FFFFFF" w:val="clear"/>
             <w:tcMar>
               <w:top w:type="dxa" w:w="50"/>
               <w:left w:type="dxa" w:w="110"/>
@@ -12348,14 +12226,17 @@
           </w:tcPr>
           <w:p>
             <w:pPr>
-              <w:spacing w:before="28" w:after="28"/>
-            </w:pPr>
-            <w:r>
-              <w:rPr>
-                <w:sz w:val="15"/>
-                <w:szCs w:val="15"/>
-              </w:rPr>
-              <w:t xml:space="preserve">5.0 ÷ 20.0 = 0.25; growth 2.0% → Dog</w:t>
+              <w:spacing w:before="46" w:after="46"/>
+            </w:pPr>
+            <w:r>
+              <w:rPr>
+                <w:b/>
+                <w:bCs/>
+                <w:color w:val="8186EF"/>
+                <w:sz w:val="14"/>
+                <w:szCs w:val="14"/>
+              </w:rPr>
+              <w:t xml:space="preserve">(18)</w:t>
             </w:r>
           </w:p>
         </w:tc>
@@ -12417,7 +12298,7 @@
                 <w:sz w:val="16"/>
                 <w:szCs w:val="16"/>
               </w:rPr>
-              <w:t xml:space="preserve">An EU tariff may push more exporters to the Gulf   ·   8.0 ÷ 25.0 = 0.32; growth 14.0% → Question mark</w:t>
+              <w:t xml:space="preserve">5.0 ÷ 20.0 = 0.25; growth 2.0% → Dog   ·   The Orontes tahini brand is well known in Jordan</w:t>
             </w:r>
           </w:p>
         </w:tc>
@@ -12554,6 +12435,7 @@
         <w:tc>
           <w:tcPr>
             <w:tcW w:type="pct" w:w="2400"/>
+            <w:shd w:fill="FFFFFF" w:val="clear"/>
             <w:tcMar>
               <w:top w:type="dxa" w:w="50"/>
               <w:left w:type="dxa" w:w="110"/>
@@ -12563,14 +12445,17 @@
           </w:tcPr>
           <w:p>
             <w:pPr>
-              <w:spacing w:before="28" w:after="28"/>
-            </w:pPr>
-            <w:r>
-              <w:rPr>
-                <w:sz w:val="15"/>
-                <w:szCs w:val="15"/>
-              </w:rPr>
-              <w:t xml:space="preserve">Strength</w:t>
+              <w:spacing w:before="46" w:after="46"/>
+            </w:pPr>
+            <w:r>
+              <w:rPr>
+                <w:b/>
+                <w:bCs/>
+                <w:color w:val="8186EF"/>
+                <w:sz w:val="14"/>
+                <w:szCs w:val="14"/>
+              </w:rPr>
+              <w:t xml:space="preserve">(19)</w:t>
             </w:r>
           </w:p>
         </w:tc>
@@ -12655,7 +12540,6 @@
         <w:tc>
           <w:tcPr>
             <w:tcW w:type="pct" w:w="2400"/>
-            <w:shd w:fill="FFFFFF" w:val="clear"/>
             <w:tcMar>
               <w:top w:type="dxa" w:w="50"/>
               <w:left w:type="dxa" w:w="110"/>
@@ -12665,17 +12549,14 @@
           </w:tcPr>
           <w:p>
             <w:pPr>
-              <w:spacing w:before="46" w:after="46"/>
-            </w:pPr>
-            <w:r>
-              <w:rPr>
-                <w:b/>
-                <w:bCs/>
-                <w:color w:val="8186EF"/>
-                <w:sz w:val="14"/>
-                <w:szCs w:val="14"/>
-              </w:rPr>
-              <w:t xml:space="preserve">(21)</w:t>
+              <w:spacing w:before="28" w:after="28"/>
+            </w:pPr>
+            <w:r>
+              <w:rPr>
+                <w:sz w:val="15"/>
+                <w:szCs w:val="15"/>
+              </w:rPr>
+              <w:t xml:space="preserve">Opportunity</w:t>
             </w:r>
           </w:p>
         </w:tc>
@@ -12708,7 +12589,7 @@
         <w:tc>
           <w:tcPr>
             <w:tcW w:type="pct" w:w="2400"/>
-            <w:shd w:fill="FFFFFF" w:val="clear"/>
+            <w:shd w:fill="FBFAF6" w:val="clear"/>
             <w:tcMar>
               <w:top w:type="dxa" w:w="50"/>
               <w:left w:type="dxa" w:w="110"/>
@@ -12718,17 +12599,14 @@
           </w:tcPr>
           <w:p>
             <w:pPr>
-              <w:spacing w:before="46" w:after="46"/>
-            </w:pPr>
-            <w:r>
-              <w:rPr>
-                <w:b/>
-                <w:bCs/>
-                <w:color w:val="8186EF"/>
-                <w:sz w:val="14"/>
-                <w:szCs w:val="14"/>
-              </w:rPr>
-              <w:t xml:space="preserve">(22)</w:t>
+              <w:spacing w:before="28" w:after="28"/>
+            </w:pPr>
+            <w:r>
+              <w:rPr>
+                <w:sz w:val="15"/>
+                <w:szCs w:val="15"/>
+              </w:rPr>
+              <w:t xml:space="preserve">Threat</w:t>
             </w:r>
           </w:p>
         </w:tc>
@@ -12760,6 +12638,7 @@
         <w:tc>
           <w:tcPr>
             <w:tcW w:type="pct" w:w="2400"/>
+            <w:shd w:fill="FFFFFF" w:val="clear"/>
             <w:tcMar>
               <w:top w:type="dxa" w:w="50"/>
               <w:left w:type="dxa" w:w="110"/>
@@ -12769,14 +12648,17 @@
           </w:tcPr>
           <w:p>
             <w:pPr>
-              <w:spacing w:before="28" w:after="28"/>
-            </w:pPr>
-            <w:r>
-              <w:rPr>
-                <w:sz w:val="15"/>
-                <w:szCs w:val="15"/>
-              </w:rPr>
-              <w:t xml:space="preserve">Threat</w:t>
+              <w:spacing w:before="46" w:after="46"/>
+            </w:pPr>
+            <w:r>
+              <w:rPr>
+                <w:b/>
+                <w:bCs/>
+                <w:color w:val="8186EF"/>
+                <w:sz w:val="14"/>
+                <w:szCs w:val="14"/>
+              </w:rPr>
+              <w:t xml:space="preserve">(21)</w:t>
             </w:r>
           </w:p>
         </w:tc>
@@ -12838,7 +12720,7 @@
                 <w:sz w:val="16"/>
                 <w:szCs w:val="16"/>
               </w:rPr>
-              <w:t xml:space="preserve">Weakness   ·   Threat   ·   Opportunity   ·   Beverages</w:t>
+              <w:t xml:space="preserve">Weakness   ·   Strength   ·   differentiation   ·   Threat</w:t>
             </w:r>
           </w:p>
         </w:tc>
@@ -12986,7 +12868,7 @@
                 <w:sz w:val="16"/>
                 <w:szCs w:val="16"/>
               </w:rPr>
-              <w:t xml:space="preserve">BCG growth-share matrix   ·   contingency planning   ·   PEST analysis</w:t>
+              <w:t xml:space="preserve">relative market share   ·   BCG growth-share matrix</w:t>
             </w:r>
           </w:p>
         </w:tc>
@@ -13371,14 +13253,14 @@
                 <w:sz w:val="16"/>
                 <w:szCs w:val="16"/>
               </w:rPr>
-              <w:t xml:space="preserve">13  </w:t>
-            </w:r>
-            <w:r>
-              <w:rPr>
-                <w:sz w:val="16"/>
-                <w:szCs w:val="16"/>
-              </w:rPr>
-              <w:t xml:space="preserve">contingency</w:t>
+              <w:t xml:space="preserve">12  </w:t>
+            </w:r>
+            <w:r>
+              <w:rPr>
+                <w:sz w:val="16"/>
+                <w:szCs w:val="16"/>
+              </w:rPr>
+              <w:t xml:space="preserve">description</w:t>
             </w:r>
           </w:p>
         </w:tc>
@@ -13439,14 +13321,14 @@
                 <w:sz w:val="16"/>
                 <w:szCs w:val="16"/>
               </w:rPr>
-              <w:t xml:space="preserve">14  </w:t>
-            </w:r>
-            <w:r>
-              <w:rPr>
-                <w:sz w:val="16"/>
-                <w:szCs w:val="16"/>
-              </w:rPr>
-              <w:t xml:space="preserve">Gulf tahini market growth a year</w:t>
+              <w:t xml:space="preserve">13  </w:t>
+            </w:r>
+            <w:r>
+              <w:rPr>
+                <w:sz w:val="16"/>
+                <w:szCs w:val="16"/>
+              </w:rPr>
+              <w:t xml:space="preserve">Largest rival's share</w:t>
             </w:r>
           </w:p>
         </w:tc>
@@ -13507,14 +13389,14 @@
                 <w:sz w:val="16"/>
                 <w:szCs w:val="16"/>
               </w:rPr>
-              <w:t xml:space="preserve">15  </w:t>
-            </w:r>
-            <w:r>
-              <w:rPr>
-                <w:sz w:val="16"/>
-                <w:szCs w:val="16"/>
-              </w:rPr>
-              <w:t xml:space="preserve">Largest rival's share</w:t>
+              <w:t xml:space="preserve">14  </w:t>
+            </w:r>
+            <w:r>
+              <w:rPr>
+                <w:sz w:val="16"/>
+                <w:szCs w:val="16"/>
+              </w:rPr>
+              <w:t xml:space="preserve">Threat of new entrants (1–5)</w:t>
             </w:r>
           </w:p>
         </w:tc>
@@ -13575,14 +13457,14 @@
                 <w:sz w:val="16"/>
                 <w:szCs w:val="16"/>
               </w:rPr>
-              <w:t xml:space="preserve">16  </w:t>
-            </w:r>
-            <w:r>
-              <w:rPr>
-                <w:sz w:val="16"/>
-                <w:szCs w:val="16"/>
-              </w:rPr>
-              <w:t xml:space="preserve">Bargaining power of suppliers (1–5)</w:t>
+              <w:t xml:space="preserve">15  </w:t>
+            </w:r>
+            <w:r>
+              <w:rPr>
+                <w:sz w:val="16"/>
+                <w:szCs w:val="16"/>
+              </w:rPr>
+              <w:t xml:space="preserve">Threat of substitutes (1–5)</w:t>
             </w:r>
           </w:p>
         </w:tc>
@@ -13617,7 +13499,7 @@
                 <w:sz w:val="16"/>
                 <w:szCs w:val="16"/>
               </w:rPr>
-              <w:t xml:space="preserve">Beverages</w:t>
+              <w:t xml:space="preserve">Tahini &amp; Spreads</w:t>
             </w:r>
           </w:p>
         </w:tc>
@@ -13643,14 +13525,14 @@
                 <w:sz w:val="16"/>
                 <w:szCs w:val="16"/>
               </w:rPr>
-              <w:t xml:space="preserve">17  </w:t>
-            </w:r>
-            <w:r>
-              <w:rPr>
-                <w:sz w:val="16"/>
-                <w:szCs w:val="16"/>
-              </w:rPr>
-              <w:t xml:space="preserve">Rivalry among competitors (1–5)</w:t>
+              <w:t xml:space="preserve">16  </w:t>
+            </w:r>
+            <w:r>
+              <w:rPr>
+                <w:sz w:val="16"/>
+                <w:szCs w:val="16"/>
+              </w:rPr>
+              <w:t xml:space="preserve">Operating income 2030: optimistic</w:t>
             </w:r>
           </w:p>
         </w:tc>
@@ -13685,7 +13567,7 @@
                 <w:sz w:val="16"/>
                 <w:szCs w:val="16"/>
               </w:rPr>
-              <w:t xml:space="preserve">Pulses &amp; Spices line</w:t>
+              <w:t xml:space="preserve">scenarios</w:t>
             </w:r>
           </w:p>
         </w:tc>
@@ -13711,14 +13593,14 @@
                 <w:sz w:val="16"/>
                 <w:szCs w:val="16"/>
               </w:rPr>
-              <w:t xml:space="preserve">18  </w:t>
-            </w:r>
-            <w:r>
-              <w:rPr>
-                <w:sz w:val="16"/>
-                <w:szCs w:val="16"/>
-              </w:rPr>
-              <w:t xml:space="preserve">Operating income 2030: base</w:t>
+              <w:t xml:space="preserve">17  </w:t>
+            </w:r>
+            <w:r>
+              <w:rPr>
+                <w:sz w:val="16"/>
+                <w:szCs w:val="16"/>
+              </w:rPr>
+              <w:t xml:space="preserve">Operating income 2030: pessimistic</w:t>
             </w:r>
           </w:p>
         </w:tc>
@@ -13753,7 +13635,7 @@
                 <w:sz w:val="16"/>
                 <w:szCs w:val="16"/>
               </w:rPr>
-              <w:t xml:space="preserve">scenarios</w:t>
+              <w:t xml:space="preserve">forecast</w:t>
             </w:r>
           </w:p>
         </w:tc>
@@ -13779,14 +13661,14 @@
                 <w:sz w:val="16"/>
                 <w:szCs w:val="16"/>
               </w:rPr>
-              <w:t xml:space="preserve">19  </w:t>
-            </w:r>
-            <w:r>
-              <w:rPr>
-                <w:sz w:val="16"/>
-                <w:szCs w:val="16"/>
-              </w:rPr>
-              <w:t xml:space="preserve">8.0 ÷ 25.0 = 0.32; growth 14.0% → Question mark</w:t>
+              <w:t xml:space="preserve">18  </w:t>
+            </w:r>
+            <w:r>
+              <w:rPr>
+                <w:sz w:val="16"/>
+                <w:szCs w:val="16"/>
+              </w:rPr>
+              <w:t xml:space="preserve">5.0 ÷ 20.0 = 0.25; growth 2.0% → Dog</w:t>
             </w:r>
           </w:p>
         </w:tc>
@@ -13821,7 +13703,7 @@
                 <w:sz w:val="16"/>
                 <w:szCs w:val="16"/>
               </w:rPr>
-              <w:t xml:space="preserve">contingency</w:t>
+              <w:t xml:space="preserve">divided</w:t>
             </w:r>
           </w:p>
         </w:tc>
@@ -13847,14 +13729,14 @@
                 <w:sz w:val="16"/>
                 <w:szCs w:val="16"/>
               </w:rPr>
-              <w:t xml:space="preserve">20  </w:t>
-            </w:r>
-            <w:r>
-              <w:rPr>
-                <w:sz w:val="16"/>
-                <w:szCs w:val="16"/>
-              </w:rPr>
-              <w:t xml:space="preserve">Weakness</w:t>
+              <w:t xml:space="preserve">19  </w:t>
+            </w:r>
+            <w:r>
+              <w:rPr>
+                <w:sz w:val="16"/>
+                <w:szCs w:val="16"/>
+              </w:rPr>
+              <w:t xml:space="preserve">Strength</w:t>
             </w:r>
           </w:p>
         </w:tc>
@@ -13889,7 +13771,7 @@
                 <w:sz w:val="16"/>
                 <w:szCs w:val="16"/>
               </w:rPr>
-              <w:t xml:space="preserve">relative</w:t>
+              <w:t xml:space="preserve">rival's</w:t>
             </w:r>
           </w:p>
         </w:tc>
@@ -13915,14 +13797,14 @@
                 <w:sz w:val="16"/>
                 <w:szCs w:val="16"/>
               </w:rPr>
-              <w:t xml:space="preserve">21  </w:t>
-            </w:r>
-            <w:r>
-              <w:rPr>
-                <w:sz w:val="16"/>
-                <w:szCs w:val="16"/>
-              </w:rPr>
-              <w:t xml:space="preserve">Opportunity</w:t>
+              <w:t xml:space="preserve">20  </w:t>
+            </w:r>
+            <w:r>
+              <w:rPr>
+                <w:sz w:val="16"/>
+                <w:szCs w:val="16"/>
+              </w:rPr>
+              <w:t xml:space="preserve">Weakness</w:t>
             </w:r>
           </w:p>
         </w:tc>
@@ -13957,7 +13839,7 @@
                 <w:sz w:val="16"/>
                 <w:szCs w:val="16"/>
               </w:rPr>
-              <w:t xml:space="preserve">Scenario</w:t>
+              <w:t xml:space="preserve">strengths</w:t>
             </w:r>
           </w:p>
         </w:tc>
@@ -13983,7 +13865,7 @@
                 <w:sz w:val="16"/>
                 <w:szCs w:val="16"/>
               </w:rPr>
-              <w:t xml:space="preserve">22  </w:t>
+              <w:t xml:space="preserve">21  </w:t>
             </w:r>
             <w:r>
               <w:rPr>
@@ -14051,7 +13933,7 @@
                 <w:sz w:val="16"/>
                 <w:szCs w:val="16"/>
               </w:rPr>
-              <w:t xml:space="preserve">23  </w:t>
+              <w:t xml:space="preserve">22  </w:t>
             </w:r>
             <w:r>
               <w:rPr>
@@ -14059,74 +13941,6 @@
                 <w:szCs w:val="16"/>
               </w:rPr>
               <w:t xml:space="preserve">BCG growth-share matrix</w:t>
-            </w:r>
-          </w:p>
-        </w:tc>
-      </w:tr>
-      <w:tr>
-        <w:tc>
-          <w:tcPr>
-            <w:tcW w:type="pct" w:w="2500"/>
-            <w:tcMar>
-              <w:top w:type="dxa" w:w="20"/>
-              <w:left w:type="dxa" w:w="80"/>
-              <w:bottom w:type="dxa" w:w="20"/>
-              <w:right w:type="dxa" w:w="80"/>
-            </w:tcMar>
-          </w:tcPr>
-          <w:p>
-            <w:pPr>
-              <w:spacing w:before="12" w:after="12"/>
-            </w:pPr>
-            <w:r>
-              <w:rPr>
-                <w:b/>
-                <w:bCs/>
-                <w:color w:val="8186EF"/>
-                <w:sz w:val="16"/>
-                <w:szCs w:val="16"/>
-              </w:rPr>
-              <w:t xml:space="preserve">12  </w:t>
-            </w:r>
-            <w:r>
-              <w:rPr>
-                <w:sz w:val="16"/>
-                <w:szCs w:val="16"/>
-              </w:rPr>
-              <w:t xml:space="preserve">description</w:t>
-            </w:r>
-          </w:p>
-        </w:tc>
-        <w:tc>
-          <w:tcPr>
-            <w:tcW w:type="pct" w:w="2500"/>
-            <w:tcMar>
-              <w:top w:type="dxa" w:w="20"/>
-              <w:left w:type="dxa" w:w="80"/>
-              <w:bottom w:type="dxa" w:w="20"/>
-              <w:right w:type="dxa" w:w="80"/>
-            </w:tcMar>
-          </w:tcPr>
-          <w:p>
-            <w:pPr>
-              <w:spacing w:before="12" w:after="12"/>
-            </w:pPr>
-            <w:r>
-              <w:rPr>
-                <w:b/>
-                <w:bCs/>
-                <w:color w:val="8186EF"/>
-                <w:sz w:val="16"/>
-                <w:szCs w:val="16"/>
-              </w:rPr>
-              <w:t xml:space="preserve">24  </w:t>
-            </w:r>
-            <w:r>
-              <w:rPr>
-                <w:sz w:val="16"/>
-                <w:szCs w:val="16"/>
-              </w:rPr>
-              <w:t xml:space="preserve">contingency planning</w:t>
             </w:r>
           </w:p>
         </w:tc>
